--- a/genai-grad-adaptation/Early_Career_Choices_GenAI_Systems_manuscript.docx
+++ b/genai-grad-adaptation/Early_Career_Choices_GenAI_Systems_manuscript.docx
@@ -96,7 +96,7 @@
         <w:pStyle w:val="MDPI72copyright"/>
       </w:pPr>
       <w:r>
-        <w:t>Copyright: © 2026 by the authors. Submitted for possible open access publication under the terms and conditions of the Creative Commons Attribution (CC BY) license (https://creativecommons.org/licenses/by/4.0/).</w:t>
+        <w:t>Copyright: © 2025 by the authors. Submitted for possible open access publication under the terms and conditions of the Creative Commons Attribution (CC BY) license (https://creativecommons.org/licenses/by/4.0/).</w:t>
       </w:r>
     </w:p>
     <w:p>
@@ -150,7 +150,7 @@
           <w:b w:val="0"/>
           <w:i w:val="0"/>
         </w:rPr>
-        <w:t>Generative artificial intelligence is most capable at exactly the tasks from which early careers have traditionally been built, and the graduates now entering the labor market are the first cohort to choose careers under that condition. This study models the fresh graduate as an adaptive agent inside a socio-technical labor system: the perception that one’s human capital is depreciating is the input signal, AI-related career anxiety is the error signal of a cybernetic control loop, and occupational adaptation and career avoidance are the two behavioral outputs through which the loop closes. Hypotheses are tested with a two-wave survey of 1,247 Chinese graduates within three years of graduation (914 matched across waves), analyzed by confirmatory factor analysis, bootstrapped conditional-process models and fuzzy-set qualitative comparative analysis. Perceived depreciation raises anxiety strongly (β = 0.487). Anxiety converts into adaptation along an inverted U: the response peaks 0.37 standard deviations above the mean, and 38.5 percent of graduates are already beyond the point at which additional anxiety buys additional adaptation, while avoidance rises monotonically (β = 0.417). Generative-AI literacy shifts the turning point from 0.07 to 0.73 standard deviations and employability support cuts the depreciation-to-anxiety pass-through from 0.64 to 0.33. The configurational analysis finds exactly one sufficient recipe for high adaptation, the conjunction of anxiety, literacy and support (consistency 0.892); anxiety without its complements never suffices. Anxiety is thus a productive control signal only when the system supplies the capability and the support to act on it, which relocates the policy lever from calming graduates down to completing the loop around them.</w:t>
+        <w:t>Generative artificial intelligence is most capable at exactly the tasks from which early careers have traditionally been built, and the graduates now entering the labor market are the first cohort to choose careers under that condition. This study models the fresh graduate as an adaptive agent inside a socio-technical labor system: the perception that one’s human capital is depreciating is the input signal, AI-related career anxiety is the error signal of a cybernetic control loop, and occupational adaptation and career avoidance are the two behavioral outputs through which the loop closes. Hypotheses are tested with a two-wave survey of 1,247 Chinese graduates within three years of graduation (914 matched across waves), analyzed by confirmatory factor analysis, bootstrapped conditional-process models and fuzzy-set qualitative comparative analysis. Perceived depreciation raises anxiety strongly (β = 0.487). Anxiety converts into adaptation along an inverted U: the response peaks 0.37 standard deviations above the mean, and 38.5 percent of graduates are already beyond the point at which additional anxiety buys additional adaptation, while avoidance rises monotonically (β = 0.417). Generative-AI literacy shifts the turning point from 0.07 to 0.66 standard deviations and employability support cuts the depreciation-to-anxiety pass-through from 0.64 to 0.33. The configurational analysis finds exactly one sufficient recipe for high adaptation, the conjunction of anxiety, literacy and support (consistency 0.892); anxiety without its complements never suffices. Anxiety is thus a productive control signal only when the system supplies the capability and the support to act on it, which relocates the policy lever from calming graduates down to completing the loop around them.</w:t>
       </w:r>
     </w:p>
     <w:p>
@@ -817,7 +817,7 @@
           <w:b w:val="0"/>
           <w:i w:val="0"/>
         </w:rPr>
-        <w:t>Four results organize the paper. First, perceived human capital depreciation converts into career anxiety at β = 0.487 and the conversion is buffered by perceived employability support: the pass-through is 0.64 one standard deviation below the mean of support and 0.33 one standard deviation above it. Second, the anxiety-adaptation relationship is an inverted U, not a slope. Adaptation peaks at 0.37 standard deviations of anxiety, and 38.5 percent of the cohort already sits beyond the peak, in the region where additional anxiety predicts less adaptation; avoidance, by contrast, rises monotonically across the entire observed range. Third, generative-AI literacy does not merely raise adaptation, it moves the turning point: from 0.07 standard deviations among low-literacy graduates to 0.73 among high-literacy ones, so that literacy extends the range over which anxiety remains productive. Fourth, the configurational analysis returns exactly one sufficient recipe for high adaptation, the conjunction of anxiety with literacy and support (consistency 0.892, coverage 0.406); no single condition is necessary, no configuration lacking either literacy or support passes the sufficiency thresholds, and no consistent recipe exists for the negation. Equifinality, the default expectation of configurational research, fails here in a theoretically informative way: there is one road to adaptation, and anxiety alone is never it.</w:t>
+        <w:t>Four results organize the paper. First, perceived human capital depreciation converts into career anxiety at β = 0.487 and the conversion is buffered by perceived employability support: the pass-through is 0.64 one standard deviation below the mean of support and 0.33 one standard deviation above it. Second, the anxiety-adaptation relationship is an inverted U, not a slope. Adaptation peaks at 0.37 standard deviations of anxiety, and 38.5 percent of the cohort already sits beyond the peak, in the region where additional anxiety predicts less adaptation; avoidance, by contrast, rises monotonically across the entire observed range. Third, generative-AI literacy does not merely raise adaptation, it moves the turning point: from 0.07 standard deviations among low-literacy graduates to 0.66 among high-literacy ones, so that literacy extends the range over which anxiety remains productive. Fourth, the configurational analysis returns exactly one sufficient recipe for high adaptation, the conjunction of anxiety with literacy and support (consistency 0.892, coverage 0.406); no single condition is necessary, no configuration lacking either literacy or support passes the sufficiency thresholds, and no consistent recipe exists for the negation. Equifinality, the default expectation of configurational research, fails here in a theoretically informative way: there is one road to adaptation, and anxiety alone is never it.</w:t>
       </w:r>
     </w:p>
     <w:p>
@@ -4522,6 +4522,7 @@
           <w:p>
             <w:pPr>
               <w:pStyle w:val="MDPI42tablebody"/>
+              <w:keepNext/>
               <w:spacing w:line="240" w:lineRule="auto" w:before="30" w:after="30"/>
               <w:jc w:val="left"/>
             </w:pPr>
@@ -4542,6 +4543,7 @@
           <w:p>
             <w:pPr>
               <w:pStyle w:val="MDPI42tablebody"/>
+              <w:keepNext/>
               <w:spacing w:line="240" w:lineRule="auto" w:before="30" w:after="30"/>
               <w:jc w:val="center"/>
             </w:pPr>
@@ -4562,6 +4564,7 @@
           <w:p>
             <w:pPr>
               <w:pStyle w:val="MDPI42tablebody"/>
+              <w:keepNext/>
               <w:spacing w:line="240" w:lineRule="auto" w:before="30" w:after="30"/>
               <w:jc w:val="center"/>
             </w:pPr>
@@ -4582,6 +4585,7 @@
           <w:p>
             <w:pPr>
               <w:pStyle w:val="MDPI42tablebody"/>
+              <w:keepNext/>
               <w:spacing w:line="240" w:lineRule="auto" w:before="30" w:after="30"/>
               <w:jc w:val="center"/>
             </w:pPr>
@@ -4602,6 +4606,7 @@
           <w:p>
             <w:pPr>
               <w:pStyle w:val="MDPI42tablebody"/>
+              <w:keepNext/>
               <w:spacing w:line="240" w:lineRule="auto" w:before="30" w:after="30"/>
               <w:jc w:val="center"/>
             </w:pPr>
@@ -8065,7 +8070,7 @@
           <w:b w:val="0"/>
           <w:i w:val="0"/>
         </w:rPr>
-        <w:t xml:space="preserve">. Every standardized loading exceeds 0.73, every Cronbach alpha and composite reliability exceeds 0.79, and every average variance extracted exceeds 0.56, establishing convergent validity </w:t>
+        <w:t xml:space="preserve">. The smallest standardized loading is 0.731, the smallest Cronbach alpha and composite reliability are 0.79, and the smallest average variance extracted is 0.556, above the 0.50 benchmark, establishing convergent validity </w:t>
       </w:r>
       <w:r>
         <w:t>[</w:t>
@@ -8141,9 +8146,9 @@
         <w:tblLook w:firstColumn="1" w:firstRow="1" w:lastColumn="0" w:lastRow="0" w:noHBand="0" w:noVBand="1" w:val="04A0"/>
       </w:tblPr>
       <w:tblGrid>
-        <w:gridCol w:w="3143"/>
-        <w:gridCol w:w="1335"/>
+        <w:gridCol w:w="3457"/>
         <w:gridCol w:w="1178"/>
+        <w:gridCol w:w="1021"/>
         <w:gridCol w:w="1021"/>
         <w:gridCol w:w="1178"/>
       </w:tblGrid>
@@ -8154,7 +8159,7 @@
         </w:trPr>
         <w:tc>
           <w:tcPr>
-            <w:tcW w:type="dxa" w:w="3143"/>
+            <w:tcW w:type="dxa" w:w="3457"/>
             <w:tcBorders>
               <w:bottom w:val="single" w:sz="8" w:space="0" w:color="auto"/>
             </w:tcBorders>
@@ -8173,30 +8178,6 @@
                 <w:sz w:val="18"/>
               </w:rPr>
               <w:t>Construct and items</w:t>
-            </w:r>
-          </w:p>
-        </w:tc>
-        <w:tc>
-          <w:tcPr>
-            <w:tcW w:type="dxa" w:w="1335"/>
-            <w:tcBorders>
-              <w:bottom w:val="single" w:sz="8" w:space="0" w:color="auto"/>
-            </w:tcBorders>
-          </w:tcPr>
-          <w:p>
-            <w:pPr>
-              <w:pStyle w:val="MDPI42tablebody"/>
-              <w:keepNext/>
-              <w:spacing w:line="240" w:lineRule="auto" w:before="30" w:after="30"/>
-              <w:jc w:val="center"/>
-            </w:pPr>
-            <w:r>
-              <w:rPr>
-                <w:b/>
-                <w:i w:val="0"/>
-                <w:sz w:val="18"/>
-              </w:rPr>
-              <w:t>Standardized loading</w:t>
             </w:r>
           </w:p>
         </w:tc>
@@ -8220,7 +8201,31 @@
                 <w:i w:val="0"/>
                 <w:sz w:val="18"/>
               </w:rPr>
-              <w:t>Cronbach's α</w:t>
+              <w:t>Loading</w:t>
+            </w:r>
+          </w:p>
+        </w:tc>
+        <w:tc>
+          <w:tcPr>
+            <w:tcW w:type="dxa" w:w="1021"/>
+            <w:tcBorders>
+              <w:bottom w:val="single" w:sz="8" w:space="0" w:color="auto"/>
+            </w:tcBorders>
+          </w:tcPr>
+          <w:p>
+            <w:pPr>
+              <w:pStyle w:val="MDPI42tablebody"/>
+              <w:keepNext/>
+              <w:spacing w:line="240" w:lineRule="auto" w:before="30" w:after="30"/>
+              <w:jc w:val="center"/>
+            </w:pPr>
+            <w:r>
+              <w:rPr>
+                <w:b/>
+                <w:i w:val="0"/>
+                <w:sz w:val="18"/>
+              </w:rPr>
+              <w:t>α</w:t>
             </w:r>
           </w:p>
         </w:tc>
@@ -8279,7 +8284,7 @@
         </w:trPr>
         <w:tc>
           <w:tcPr>
-            <w:tcW w:type="dxa" w:w="3143"/>
+            <w:tcW w:type="dxa" w:w="3457"/>
           </w:tcPr>
           <w:p>
             <w:pPr>
@@ -8300,20 +8305,20 @@
         </w:tc>
         <w:tc>
           <w:tcPr>
-            <w:tcW w:type="dxa" w:w="1335"/>
-          </w:tcPr>
-          <w:p>
-            <w:pPr>
-              <w:pStyle w:val="MDPI42tablebody"/>
-              <w:keepNext/>
-              <w:spacing w:line="240" w:lineRule="auto" w:before="30" w:after="30"/>
-              <w:jc w:val="center"/>
-            </w:pPr>
-          </w:p>
-        </w:tc>
-        <w:tc>
-          <w:tcPr>
             <w:tcW w:type="dxa" w:w="1178"/>
+          </w:tcPr>
+          <w:p>
+            <w:pPr>
+              <w:pStyle w:val="MDPI42tablebody"/>
+              <w:keepNext/>
+              <w:spacing w:line="240" w:lineRule="auto" w:before="30" w:after="30"/>
+              <w:jc w:val="center"/>
+            </w:pPr>
+          </w:p>
+        </w:tc>
+        <w:tc>
+          <w:tcPr>
+            <w:tcW w:type="dxa" w:w="1021"/>
           </w:tcPr>
           <w:p>
             <w:pPr>
@@ -8357,7 +8362,7 @@
         </w:trPr>
         <w:tc>
           <w:tcPr>
-            <w:tcW w:type="dxa" w:w="3143"/>
+            <w:tcW w:type="dxa" w:w="3457"/>
           </w:tcPr>
           <w:p>
             <w:pPr>
@@ -8378,7 +8383,7 @@
         </w:tc>
         <w:tc>
           <w:tcPr>
-            <w:tcW w:type="dxa" w:w="1335"/>
+            <w:tcW w:type="dxa" w:w="1178"/>
           </w:tcPr>
           <w:p>
             <w:pPr>
@@ -8399,7 +8404,7 @@
         </w:tc>
         <w:tc>
           <w:tcPr>
-            <w:tcW w:type="dxa" w:w="1178"/>
+            <w:tcW w:type="dxa" w:w="1021"/>
           </w:tcPr>
           <w:p>
             <w:pPr>
@@ -8467,7 +8472,7 @@
         </w:trPr>
         <w:tc>
           <w:tcPr>
-            <w:tcW w:type="dxa" w:w="3143"/>
+            <w:tcW w:type="dxa" w:w="3457"/>
           </w:tcPr>
           <w:p>
             <w:pPr>
@@ -8488,7 +8493,7 @@
         </w:tc>
         <w:tc>
           <w:tcPr>
-            <w:tcW w:type="dxa" w:w="1335"/>
+            <w:tcW w:type="dxa" w:w="1178"/>
           </w:tcPr>
           <w:p>
             <w:pPr>
@@ -8509,7 +8514,7 @@
         </w:tc>
         <w:tc>
           <w:tcPr>
-            <w:tcW w:type="dxa" w:w="1178"/>
+            <w:tcW w:type="dxa" w:w="1021"/>
           </w:tcPr>
           <w:p>
             <w:pPr>
@@ -8553,7 +8558,7 @@
         </w:trPr>
         <w:tc>
           <w:tcPr>
-            <w:tcW w:type="dxa" w:w="3143"/>
+            <w:tcW w:type="dxa" w:w="3457"/>
           </w:tcPr>
           <w:p>
             <w:pPr>
@@ -8574,7 +8579,7 @@
         </w:tc>
         <w:tc>
           <w:tcPr>
-            <w:tcW w:type="dxa" w:w="1335"/>
+            <w:tcW w:type="dxa" w:w="1178"/>
           </w:tcPr>
           <w:p>
             <w:pPr>
@@ -8595,7 +8600,7 @@
         </w:tc>
         <w:tc>
           <w:tcPr>
-            <w:tcW w:type="dxa" w:w="1178"/>
+            <w:tcW w:type="dxa" w:w="1021"/>
           </w:tcPr>
           <w:p>
             <w:pPr>
@@ -8639,7 +8644,7 @@
         </w:trPr>
         <w:tc>
           <w:tcPr>
-            <w:tcW w:type="dxa" w:w="3143"/>
+            <w:tcW w:type="dxa" w:w="3457"/>
           </w:tcPr>
           <w:p>
             <w:pPr>
@@ -8660,7 +8665,7 @@
         </w:tc>
         <w:tc>
           <w:tcPr>
-            <w:tcW w:type="dxa" w:w="1335"/>
+            <w:tcW w:type="dxa" w:w="1178"/>
           </w:tcPr>
           <w:p>
             <w:pPr>
@@ -8681,7 +8686,7 @@
         </w:tc>
         <w:tc>
           <w:tcPr>
-            <w:tcW w:type="dxa" w:w="1178"/>
+            <w:tcW w:type="dxa" w:w="1021"/>
           </w:tcPr>
           <w:p>
             <w:pPr>
@@ -8725,7 +8730,7 @@
         </w:trPr>
         <w:tc>
           <w:tcPr>
-            <w:tcW w:type="dxa" w:w="3143"/>
+            <w:tcW w:type="dxa" w:w="3457"/>
           </w:tcPr>
           <w:p>
             <w:pPr>
@@ -8746,20 +8751,20 @@
         </w:tc>
         <w:tc>
           <w:tcPr>
-            <w:tcW w:type="dxa" w:w="1335"/>
-          </w:tcPr>
-          <w:p>
-            <w:pPr>
-              <w:pStyle w:val="MDPI42tablebody"/>
-              <w:keepNext/>
-              <w:spacing w:line="240" w:lineRule="auto" w:before="30" w:after="30"/>
-              <w:jc w:val="center"/>
-            </w:pPr>
-          </w:p>
-        </w:tc>
-        <w:tc>
-          <w:tcPr>
             <w:tcW w:type="dxa" w:w="1178"/>
+          </w:tcPr>
+          <w:p>
+            <w:pPr>
+              <w:pStyle w:val="MDPI42tablebody"/>
+              <w:keepNext/>
+              <w:spacing w:line="240" w:lineRule="auto" w:before="30" w:after="30"/>
+              <w:jc w:val="center"/>
+            </w:pPr>
+          </w:p>
+        </w:tc>
+        <w:tc>
+          <w:tcPr>
+            <w:tcW w:type="dxa" w:w="1021"/>
           </w:tcPr>
           <w:p>
             <w:pPr>
@@ -8803,7 +8808,7 @@
         </w:trPr>
         <w:tc>
           <w:tcPr>
-            <w:tcW w:type="dxa" w:w="3143"/>
+            <w:tcW w:type="dxa" w:w="3457"/>
           </w:tcPr>
           <w:p>
             <w:pPr>
@@ -8824,7 +8829,7 @@
         </w:tc>
         <w:tc>
           <w:tcPr>
-            <w:tcW w:type="dxa" w:w="1335"/>
+            <w:tcW w:type="dxa" w:w="1178"/>
           </w:tcPr>
           <w:p>
             <w:pPr>
@@ -8845,7 +8850,7 @@
         </w:tc>
         <w:tc>
           <w:tcPr>
-            <w:tcW w:type="dxa" w:w="1178"/>
+            <w:tcW w:type="dxa" w:w="1021"/>
           </w:tcPr>
           <w:p>
             <w:pPr>
@@ -8913,7 +8918,7 @@
         </w:trPr>
         <w:tc>
           <w:tcPr>
-            <w:tcW w:type="dxa" w:w="3143"/>
+            <w:tcW w:type="dxa" w:w="3457"/>
           </w:tcPr>
           <w:p>
             <w:pPr>
@@ -8934,7 +8939,7 @@
         </w:tc>
         <w:tc>
           <w:tcPr>
-            <w:tcW w:type="dxa" w:w="1335"/>
+            <w:tcW w:type="dxa" w:w="1178"/>
           </w:tcPr>
           <w:p>
             <w:pPr>
@@ -8955,7 +8960,7 @@
         </w:tc>
         <w:tc>
           <w:tcPr>
-            <w:tcW w:type="dxa" w:w="1178"/>
+            <w:tcW w:type="dxa" w:w="1021"/>
           </w:tcPr>
           <w:p>
             <w:pPr>
@@ -8999,7 +9004,7 @@
         </w:trPr>
         <w:tc>
           <w:tcPr>
-            <w:tcW w:type="dxa" w:w="3143"/>
+            <w:tcW w:type="dxa" w:w="3457"/>
           </w:tcPr>
           <w:p>
             <w:pPr>
@@ -9020,7 +9025,7 @@
         </w:tc>
         <w:tc>
           <w:tcPr>
-            <w:tcW w:type="dxa" w:w="1335"/>
+            <w:tcW w:type="dxa" w:w="1178"/>
           </w:tcPr>
           <w:p>
             <w:pPr>
@@ -9041,7 +9046,7 @@
         </w:tc>
         <w:tc>
           <w:tcPr>
-            <w:tcW w:type="dxa" w:w="1178"/>
+            <w:tcW w:type="dxa" w:w="1021"/>
           </w:tcPr>
           <w:p>
             <w:pPr>
@@ -9085,7 +9090,7 @@
         </w:trPr>
         <w:tc>
           <w:tcPr>
-            <w:tcW w:type="dxa" w:w="3143"/>
+            <w:tcW w:type="dxa" w:w="3457"/>
           </w:tcPr>
           <w:p>
             <w:pPr>
@@ -9106,7 +9111,7 @@
         </w:tc>
         <w:tc>
           <w:tcPr>
-            <w:tcW w:type="dxa" w:w="1335"/>
+            <w:tcW w:type="dxa" w:w="1178"/>
           </w:tcPr>
           <w:p>
             <w:pPr>
@@ -9127,7 +9132,7 @@
         </w:tc>
         <w:tc>
           <w:tcPr>
-            <w:tcW w:type="dxa" w:w="1178"/>
+            <w:tcW w:type="dxa" w:w="1021"/>
           </w:tcPr>
           <w:p>
             <w:pPr>
@@ -9171,7 +9176,7 @@
         </w:trPr>
         <w:tc>
           <w:tcPr>
-            <w:tcW w:type="dxa" w:w="3143"/>
+            <w:tcW w:type="dxa" w:w="3457"/>
           </w:tcPr>
           <w:p>
             <w:pPr>
@@ -9192,20 +9197,20 @@
         </w:tc>
         <w:tc>
           <w:tcPr>
-            <w:tcW w:type="dxa" w:w="1335"/>
-          </w:tcPr>
-          <w:p>
-            <w:pPr>
-              <w:pStyle w:val="MDPI42tablebody"/>
-              <w:keepNext/>
-              <w:spacing w:line="240" w:lineRule="auto" w:before="30" w:after="30"/>
-              <w:jc w:val="center"/>
-            </w:pPr>
-          </w:p>
-        </w:tc>
-        <w:tc>
-          <w:tcPr>
             <w:tcW w:type="dxa" w:w="1178"/>
+          </w:tcPr>
+          <w:p>
+            <w:pPr>
+              <w:pStyle w:val="MDPI42tablebody"/>
+              <w:keepNext/>
+              <w:spacing w:line="240" w:lineRule="auto" w:before="30" w:after="30"/>
+              <w:jc w:val="center"/>
+            </w:pPr>
+          </w:p>
+        </w:tc>
+        <w:tc>
+          <w:tcPr>
+            <w:tcW w:type="dxa" w:w="1021"/>
           </w:tcPr>
           <w:p>
             <w:pPr>
@@ -9249,7 +9254,7 @@
         </w:trPr>
         <w:tc>
           <w:tcPr>
-            <w:tcW w:type="dxa" w:w="3143"/>
+            <w:tcW w:type="dxa" w:w="3457"/>
           </w:tcPr>
           <w:p>
             <w:pPr>
@@ -9270,7 +9275,7 @@
         </w:tc>
         <w:tc>
           <w:tcPr>
-            <w:tcW w:type="dxa" w:w="1335"/>
+            <w:tcW w:type="dxa" w:w="1178"/>
           </w:tcPr>
           <w:p>
             <w:pPr>
@@ -9291,7 +9296,7 @@
         </w:tc>
         <w:tc>
           <w:tcPr>
-            <w:tcW w:type="dxa" w:w="1178"/>
+            <w:tcW w:type="dxa" w:w="1021"/>
           </w:tcPr>
           <w:p>
             <w:pPr>
@@ -9359,7 +9364,7 @@
         </w:trPr>
         <w:tc>
           <w:tcPr>
-            <w:tcW w:type="dxa" w:w="3143"/>
+            <w:tcW w:type="dxa" w:w="3457"/>
           </w:tcPr>
           <w:p>
             <w:pPr>
@@ -9380,7 +9385,7 @@
         </w:tc>
         <w:tc>
           <w:tcPr>
-            <w:tcW w:type="dxa" w:w="1335"/>
+            <w:tcW w:type="dxa" w:w="1178"/>
           </w:tcPr>
           <w:p>
             <w:pPr>
@@ -9401,7 +9406,7 @@
         </w:tc>
         <w:tc>
           <w:tcPr>
-            <w:tcW w:type="dxa" w:w="1178"/>
+            <w:tcW w:type="dxa" w:w="1021"/>
           </w:tcPr>
           <w:p>
             <w:pPr>
@@ -9445,7 +9450,7 @@
         </w:trPr>
         <w:tc>
           <w:tcPr>
-            <w:tcW w:type="dxa" w:w="3143"/>
+            <w:tcW w:type="dxa" w:w="3457"/>
           </w:tcPr>
           <w:p>
             <w:pPr>
@@ -9466,7 +9471,7 @@
         </w:tc>
         <w:tc>
           <w:tcPr>
-            <w:tcW w:type="dxa" w:w="1335"/>
+            <w:tcW w:type="dxa" w:w="1178"/>
           </w:tcPr>
           <w:p>
             <w:pPr>
@@ -9487,7 +9492,7 @@
         </w:tc>
         <w:tc>
           <w:tcPr>
-            <w:tcW w:type="dxa" w:w="1178"/>
+            <w:tcW w:type="dxa" w:w="1021"/>
           </w:tcPr>
           <w:p>
             <w:pPr>
@@ -9531,7 +9536,7 @@
         </w:trPr>
         <w:tc>
           <w:tcPr>
-            <w:tcW w:type="dxa" w:w="3143"/>
+            <w:tcW w:type="dxa" w:w="3457"/>
           </w:tcPr>
           <w:p>
             <w:pPr>
@@ -9552,7 +9557,7 @@
         </w:tc>
         <w:tc>
           <w:tcPr>
-            <w:tcW w:type="dxa" w:w="1335"/>
+            <w:tcW w:type="dxa" w:w="1178"/>
           </w:tcPr>
           <w:p>
             <w:pPr>
@@ -9573,7 +9578,7 @@
         </w:tc>
         <w:tc>
           <w:tcPr>
-            <w:tcW w:type="dxa" w:w="1178"/>
+            <w:tcW w:type="dxa" w:w="1021"/>
           </w:tcPr>
           <w:p>
             <w:pPr>
@@ -9617,7 +9622,7 @@
         </w:trPr>
         <w:tc>
           <w:tcPr>
-            <w:tcW w:type="dxa" w:w="3143"/>
+            <w:tcW w:type="dxa" w:w="3457"/>
           </w:tcPr>
           <w:p>
             <w:pPr>
@@ -9638,20 +9643,20 @@
         </w:tc>
         <w:tc>
           <w:tcPr>
-            <w:tcW w:type="dxa" w:w="1335"/>
-          </w:tcPr>
-          <w:p>
-            <w:pPr>
-              <w:pStyle w:val="MDPI42tablebody"/>
-              <w:keepNext/>
-              <w:spacing w:line="240" w:lineRule="auto" w:before="30" w:after="30"/>
-              <w:jc w:val="center"/>
-            </w:pPr>
-          </w:p>
-        </w:tc>
-        <w:tc>
-          <w:tcPr>
             <w:tcW w:type="dxa" w:w="1178"/>
+          </w:tcPr>
+          <w:p>
+            <w:pPr>
+              <w:pStyle w:val="MDPI42tablebody"/>
+              <w:keepNext/>
+              <w:spacing w:line="240" w:lineRule="auto" w:before="30" w:after="30"/>
+              <w:jc w:val="center"/>
+            </w:pPr>
+          </w:p>
+        </w:tc>
+        <w:tc>
+          <w:tcPr>
+            <w:tcW w:type="dxa" w:w="1021"/>
           </w:tcPr>
           <w:p>
             <w:pPr>
@@ -9695,7 +9700,7 @@
         </w:trPr>
         <w:tc>
           <w:tcPr>
-            <w:tcW w:type="dxa" w:w="3143"/>
+            <w:tcW w:type="dxa" w:w="3457"/>
           </w:tcPr>
           <w:p>
             <w:pPr>
@@ -9716,7 +9721,7 @@
         </w:tc>
         <w:tc>
           <w:tcPr>
-            <w:tcW w:type="dxa" w:w="1335"/>
+            <w:tcW w:type="dxa" w:w="1178"/>
           </w:tcPr>
           <w:p>
             <w:pPr>
@@ -9737,7 +9742,7 @@
         </w:tc>
         <w:tc>
           <w:tcPr>
-            <w:tcW w:type="dxa" w:w="1178"/>
+            <w:tcW w:type="dxa" w:w="1021"/>
           </w:tcPr>
           <w:p>
             <w:pPr>
@@ -9805,7 +9810,7 @@
         </w:trPr>
         <w:tc>
           <w:tcPr>
-            <w:tcW w:type="dxa" w:w="3143"/>
+            <w:tcW w:type="dxa" w:w="3457"/>
           </w:tcPr>
           <w:p>
             <w:pPr>
@@ -9826,7 +9831,7 @@
         </w:tc>
         <w:tc>
           <w:tcPr>
-            <w:tcW w:type="dxa" w:w="1335"/>
+            <w:tcW w:type="dxa" w:w="1178"/>
           </w:tcPr>
           <w:p>
             <w:pPr>
@@ -9847,7 +9852,7 @@
         </w:tc>
         <w:tc>
           <w:tcPr>
-            <w:tcW w:type="dxa" w:w="1178"/>
+            <w:tcW w:type="dxa" w:w="1021"/>
           </w:tcPr>
           <w:p>
             <w:pPr>
@@ -9891,7 +9896,7 @@
         </w:trPr>
         <w:tc>
           <w:tcPr>
-            <w:tcW w:type="dxa" w:w="3143"/>
+            <w:tcW w:type="dxa" w:w="3457"/>
           </w:tcPr>
           <w:p>
             <w:pPr>
@@ -9912,7 +9917,7 @@
         </w:tc>
         <w:tc>
           <w:tcPr>
-            <w:tcW w:type="dxa" w:w="1335"/>
+            <w:tcW w:type="dxa" w:w="1178"/>
           </w:tcPr>
           <w:p>
             <w:pPr>
@@ -9933,7 +9938,7 @@
         </w:tc>
         <w:tc>
           <w:tcPr>
-            <w:tcW w:type="dxa" w:w="1178"/>
+            <w:tcW w:type="dxa" w:w="1021"/>
           </w:tcPr>
           <w:p>
             <w:pPr>
@@ -9977,7 +9982,7 @@
         </w:trPr>
         <w:tc>
           <w:tcPr>
-            <w:tcW w:type="dxa" w:w="3143"/>
+            <w:tcW w:type="dxa" w:w="3457"/>
           </w:tcPr>
           <w:p>
             <w:pPr>
@@ -9998,7 +10003,7 @@
         </w:tc>
         <w:tc>
           <w:tcPr>
-            <w:tcW w:type="dxa" w:w="1335"/>
+            <w:tcW w:type="dxa" w:w="1178"/>
           </w:tcPr>
           <w:p>
             <w:pPr>
@@ -10019,7 +10024,7 @@
         </w:tc>
         <w:tc>
           <w:tcPr>
-            <w:tcW w:type="dxa" w:w="1178"/>
+            <w:tcW w:type="dxa" w:w="1021"/>
           </w:tcPr>
           <w:p>
             <w:pPr>
@@ -10063,7 +10068,7 @@
         </w:trPr>
         <w:tc>
           <w:tcPr>
-            <w:tcW w:type="dxa" w:w="3143"/>
+            <w:tcW w:type="dxa" w:w="3457"/>
           </w:tcPr>
           <w:p>
             <w:pPr>
@@ -10084,20 +10089,20 @@
         </w:tc>
         <w:tc>
           <w:tcPr>
-            <w:tcW w:type="dxa" w:w="1335"/>
-          </w:tcPr>
-          <w:p>
-            <w:pPr>
-              <w:pStyle w:val="MDPI42tablebody"/>
-              <w:keepNext/>
-              <w:spacing w:line="240" w:lineRule="auto" w:before="30" w:after="30"/>
-              <w:jc w:val="center"/>
-            </w:pPr>
-          </w:p>
-        </w:tc>
-        <w:tc>
-          <w:tcPr>
             <w:tcW w:type="dxa" w:w="1178"/>
+          </w:tcPr>
+          <w:p>
+            <w:pPr>
+              <w:pStyle w:val="MDPI42tablebody"/>
+              <w:keepNext/>
+              <w:spacing w:line="240" w:lineRule="auto" w:before="30" w:after="30"/>
+              <w:jc w:val="center"/>
+            </w:pPr>
+          </w:p>
+        </w:tc>
+        <w:tc>
+          <w:tcPr>
+            <w:tcW w:type="dxa" w:w="1021"/>
           </w:tcPr>
           <w:p>
             <w:pPr>
@@ -10141,7 +10146,7 @@
         </w:trPr>
         <w:tc>
           <w:tcPr>
-            <w:tcW w:type="dxa" w:w="3143"/>
+            <w:tcW w:type="dxa" w:w="3457"/>
           </w:tcPr>
           <w:p>
             <w:pPr>
@@ -10162,7 +10167,7 @@
         </w:tc>
         <w:tc>
           <w:tcPr>
-            <w:tcW w:type="dxa" w:w="1335"/>
+            <w:tcW w:type="dxa" w:w="1178"/>
           </w:tcPr>
           <w:p>
             <w:pPr>
@@ -10183,7 +10188,7 @@
         </w:tc>
         <w:tc>
           <w:tcPr>
-            <w:tcW w:type="dxa" w:w="1178"/>
+            <w:tcW w:type="dxa" w:w="1021"/>
           </w:tcPr>
           <w:p>
             <w:pPr>
@@ -10251,7 +10256,7 @@
         </w:trPr>
         <w:tc>
           <w:tcPr>
-            <w:tcW w:type="dxa" w:w="3143"/>
+            <w:tcW w:type="dxa" w:w="3457"/>
           </w:tcPr>
           <w:p>
             <w:pPr>
@@ -10272,7 +10277,7 @@
         </w:tc>
         <w:tc>
           <w:tcPr>
-            <w:tcW w:type="dxa" w:w="1335"/>
+            <w:tcW w:type="dxa" w:w="1178"/>
           </w:tcPr>
           <w:p>
             <w:pPr>
@@ -10293,7 +10298,7 @@
         </w:tc>
         <w:tc>
           <w:tcPr>
-            <w:tcW w:type="dxa" w:w="1178"/>
+            <w:tcW w:type="dxa" w:w="1021"/>
           </w:tcPr>
           <w:p>
             <w:pPr>
@@ -10337,7 +10342,7 @@
         </w:trPr>
         <w:tc>
           <w:tcPr>
-            <w:tcW w:type="dxa" w:w="3143"/>
+            <w:tcW w:type="dxa" w:w="3457"/>
           </w:tcPr>
           <w:p>
             <w:pPr>
@@ -10358,7 +10363,7 @@
         </w:tc>
         <w:tc>
           <w:tcPr>
-            <w:tcW w:type="dxa" w:w="1335"/>
+            <w:tcW w:type="dxa" w:w="1178"/>
           </w:tcPr>
           <w:p>
             <w:pPr>
@@ -10379,7 +10384,7 @@
         </w:tc>
         <w:tc>
           <w:tcPr>
-            <w:tcW w:type="dxa" w:w="1178"/>
+            <w:tcW w:type="dxa" w:w="1021"/>
           </w:tcPr>
           <w:p>
             <w:pPr>
@@ -10423,7 +10428,7 @@
         </w:trPr>
         <w:tc>
           <w:tcPr>
-            <w:tcW w:type="dxa" w:w="3143"/>
+            <w:tcW w:type="dxa" w:w="3457"/>
           </w:tcPr>
           <w:p>
             <w:pPr>
@@ -10444,7 +10449,7 @@
         </w:tc>
         <w:tc>
           <w:tcPr>
-            <w:tcW w:type="dxa" w:w="1335"/>
+            <w:tcW w:type="dxa" w:w="1178"/>
           </w:tcPr>
           <w:p>
             <w:pPr>
@@ -10465,7 +10470,7 @@
         </w:tc>
         <w:tc>
           <w:tcPr>
-            <w:tcW w:type="dxa" w:w="1178"/>
+            <w:tcW w:type="dxa" w:w="1021"/>
           </w:tcPr>
           <w:p>
             <w:pPr>
@@ -10509,7 +10514,7 @@
         </w:trPr>
         <w:tc>
           <w:tcPr>
-            <w:tcW w:type="dxa" w:w="3143"/>
+            <w:tcW w:type="dxa" w:w="3457"/>
           </w:tcPr>
           <w:p>
             <w:pPr>
@@ -10530,20 +10535,20 @@
         </w:tc>
         <w:tc>
           <w:tcPr>
-            <w:tcW w:type="dxa" w:w="1335"/>
-          </w:tcPr>
-          <w:p>
-            <w:pPr>
-              <w:pStyle w:val="MDPI42tablebody"/>
-              <w:keepNext/>
-              <w:spacing w:line="240" w:lineRule="auto" w:before="30" w:after="30"/>
-              <w:jc w:val="center"/>
-            </w:pPr>
-          </w:p>
-        </w:tc>
-        <w:tc>
-          <w:tcPr>
             <w:tcW w:type="dxa" w:w="1178"/>
+          </w:tcPr>
+          <w:p>
+            <w:pPr>
+              <w:pStyle w:val="MDPI42tablebody"/>
+              <w:keepNext/>
+              <w:spacing w:line="240" w:lineRule="auto" w:before="30" w:after="30"/>
+              <w:jc w:val="center"/>
+            </w:pPr>
+          </w:p>
+        </w:tc>
+        <w:tc>
+          <w:tcPr>
+            <w:tcW w:type="dxa" w:w="1021"/>
           </w:tcPr>
           <w:p>
             <w:pPr>
@@ -10587,7 +10592,7 @@
         </w:trPr>
         <w:tc>
           <w:tcPr>
-            <w:tcW w:type="dxa" w:w="3143"/>
+            <w:tcW w:type="dxa" w:w="3457"/>
           </w:tcPr>
           <w:p>
             <w:pPr>
@@ -10608,7 +10613,7 @@
         </w:tc>
         <w:tc>
           <w:tcPr>
-            <w:tcW w:type="dxa" w:w="1335"/>
+            <w:tcW w:type="dxa" w:w="1178"/>
           </w:tcPr>
           <w:p>
             <w:pPr>
@@ -10629,7 +10634,7 @@
         </w:tc>
         <w:tc>
           <w:tcPr>
-            <w:tcW w:type="dxa" w:w="1178"/>
+            <w:tcW w:type="dxa" w:w="1021"/>
           </w:tcPr>
           <w:p>
             <w:pPr>
@@ -10697,7 +10702,7 @@
         </w:trPr>
         <w:tc>
           <w:tcPr>
-            <w:tcW w:type="dxa" w:w="3143"/>
+            <w:tcW w:type="dxa" w:w="3457"/>
           </w:tcPr>
           <w:p>
             <w:pPr>
@@ -10718,7 +10723,7 @@
         </w:tc>
         <w:tc>
           <w:tcPr>
-            <w:tcW w:type="dxa" w:w="1335"/>
+            <w:tcW w:type="dxa" w:w="1178"/>
           </w:tcPr>
           <w:p>
             <w:pPr>
@@ -10739,7 +10744,7 @@
         </w:tc>
         <w:tc>
           <w:tcPr>
-            <w:tcW w:type="dxa" w:w="1178"/>
+            <w:tcW w:type="dxa" w:w="1021"/>
           </w:tcPr>
           <w:p>
             <w:pPr>
@@ -10783,11 +10788,12 @@
         </w:trPr>
         <w:tc>
           <w:tcPr>
-            <w:tcW w:type="dxa" w:w="3143"/>
-          </w:tcPr>
-          <w:p>
-            <w:pPr>
-              <w:pStyle w:val="MDPI42tablebody"/>
+            <w:tcW w:type="dxa" w:w="3457"/>
+          </w:tcPr>
+          <w:p>
+            <w:pPr>
+              <w:pStyle w:val="MDPI42tablebody"/>
+              <w:keepNext/>
               <w:spacing w:line="240" w:lineRule="auto" w:before="30" w:after="30"/>
               <w:jc w:val="left"/>
             </w:pPr>
@@ -10803,11 +10809,12 @@
         </w:tc>
         <w:tc>
           <w:tcPr>
-            <w:tcW w:type="dxa" w:w="1335"/>
-          </w:tcPr>
-          <w:p>
-            <w:pPr>
-              <w:pStyle w:val="MDPI42tablebody"/>
+            <w:tcW w:type="dxa" w:w="1178"/>
+          </w:tcPr>
+          <w:p>
+            <w:pPr>
+              <w:pStyle w:val="MDPI42tablebody"/>
+              <w:keepNext/>
               <w:spacing w:line="240" w:lineRule="auto" w:before="30" w:after="30"/>
               <w:jc w:val="center"/>
             </w:pPr>
@@ -10823,35 +10830,38 @@
         </w:tc>
         <w:tc>
           <w:tcPr>
+            <w:tcW w:type="dxa" w:w="1021"/>
+          </w:tcPr>
+          <w:p>
+            <w:pPr>
+              <w:pStyle w:val="MDPI42tablebody"/>
+              <w:keepNext/>
+              <w:spacing w:line="240" w:lineRule="auto" w:before="30" w:after="30"/>
+              <w:jc w:val="center"/>
+            </w:pPr>
+          </w:p>
+        </w:tc>
+        <w:tc>
+          <w:tcPr>
+            <w:tcW w:type="dxa" w:w="1021"/>
+          </w:tcPr>
+          <w:p>
+            <w:pPr>
+              <w:pStyle w:val="MDPI42tablebody"/>
+              <w:keepNext/>
+              <w:spacing w:line="240" w:lineRule="auto" w:before="30" w:after="30"/>
+              <w:jc w:val="center"/>
+            </w:pPr>
+          </w:p>
+        </w:tc>
+        <w:tc>
+          <w:tcPr>
             <w:tcW w:type="dxa" w:w="1178"/>
           </w:tcPr>
           <w:p>
             <w:pPr>
               <w:pStyle w:val="MDPI42tablebody"/>
-              <w:spacing w:line="240" w:lineRule="auto" w:before="30" w:after="30"/>
-              <w:jc w:val="center"/>
-            </w:pPr>
-          </w:p>
-        </w:tc>
-        <w:tc>
-          <w:tcPr>
-            <w:tcW w:type="dxa" w:w="1021"/>
-          </w:tcPr>
-          <w:p>
-            <w:pPr>
-              <w:pStyle w:val="MDPI42tablebody"/>
-              <w:spacing w:line="240" w:lineRule="auto" w:before="30" w:after="30"/>
-              <w:jc w:val="center"/>
-            </w:pPr>
-          </w:p>
-        </w:tc>
-        <w:tc>
-          <w:tcPr>
-            <w:tcW w:type="dxa" w:w="1178"/>
-          </w:tcPr>
-          <w:p>
-            <w:pPr>
-              <w:pStyle w:val="MDPI42tablebody"/>
+              <w:keepNext/>
               <w:spacing w:line="240" w:lineRule="auto" w:before="30" w:after="30"/>
               <w:jc w:val="center"/>
             </w:pPr>
@@ -10877,7 +10887,7 @@
           <w:i w:val="0"/>
           <w:sz w:val="16"/>
         </w:rPr>
-        <w:t>Maximum-likelihood confirmatory factor analysis on the matched sample (N = 914). Model fit: χ2(215) = 277.35, CFI = 0.994, TLI = 0.993, RMSEA = 0.018, SRMR = 0.022. CR is composite reliability; AVE is average variance extracted. All loadings are significant at the 1% level. Source: authors’ own calculations.</w:t>
+        <w:t>Loadings are standardized; α is Cronbach’s alpha. Maximum-likelihood confirmatory factor analysis on the matched sample (N = 914). Model fit: χ2(215) = 277.35, CFI = 0.994, TLI = 0.993, RMSEA = 0.018, SRMR = 0.022. CR is composite reliability; AVE is average variance extracted. All loadings are significant at the 1% level. Source: authors’ own calculations.</w:t>
       </w:r>
     </w:p>
     <w:p>
@@ -11918,6 +11928,7 @@
           <w:p>
             <w:pPr>
               <w:pStyle w:val="MDPI42tablebody"/>
+              <w:keepNext/>
               <w:spacing w:line="240" w:lineRule="auto" w:before="30" w:after="30"/>
               <w:jc w:val="left"/>
             </w:pPr>
@@ -11938,6 +11949,7 @@
           <w:p>
             <w:pPr>
               <w:pStyle w:val="MDPI42tablebody"/>
+              <w:keepNext/>
               <w:spacing w:line="240" w:lineRule="auto" w:before="30" w:after="30"/>
               <w:jc w:val="center"/>
             </w:pPr>
@@ -11958,6 +11970,7 @@
           <w:p>
             <w:pPr>
               <w:pStyle w:val="MDPI42tablebody"/>
+              <w:keepNext/>
               <w:spacing w:line="240" w:lineRule="auto" w:before="30" w:after="30"/>
               <w:jc w:val="center"/>
             </w:pPr>
@@ -11978,6 +11991,7 @@
           <w:p>
             <w:pPr>
               <w:pStyle w:val="MDPI42tablebody"/>
+              <w:keepNext/>
               <w:spacing w:line="240" w:lineRule="auto" w:before="30" w:after="30"/>
               <w:jc w:val="center"/>
             </w:pPr>
@@ -11998,6 +12012,7 @@
           <w:p>
             <w:pPr>
               <w:pStyle w:val="MDPI42tablebody"/>
+              <w:keepNext/>
               <w:spacing w:line="240" w:lineRule="auto" w:before="30" w:after="30"/>
               <w:jc w:val="center"/>
             </w:pPr>
@@ -12018,6 +12033,7 @@
           <w:p>
             <w:pPr>
               <w:pStyle w:val="MDPI42tablebody"/>
+              <w:keepNext/>
               <w:spacing w:line="240" w:lineRule="auto" w:before="30" w:after="30"/>
               <w:jc w:val="center"/>
             </w:pPr>
@@ -12038,6 +12054,7 @@
           <w:p>
             <w:pPr>
               <w:pStyle w:val="MDPI42tablebody"/>
+              <w:keepNext/>
               <w:spacing w:line="240" w:lineRule="auto" w:before="30" w:after="30"/>
               <w:jc w:val="center"/>
             </w:pPr>
@@ -12071,7 +12088,7 @@
           <w:i w:val="0"/>
           <w:sz w:val="16"/>
         </w:rPr>
-        <w:t>Diagonal (bold position): square root of the average variance extracted. Below the diagonal: latent correlations from the confirmatory model. Above the diagonal: heterotrait–monotrait ratios. The Fornell–Larcker criterion and the HTMT &lt; 0.85 criterion are both satisfied for every pair. Source: authors’ own calculations.</w:t>
+        <w:t>Diagonal: square root of the average variance extracted. Below the diagonal: latent correlations from the confirmatory model. Above the diagonal: heterotrait–monotrait ratios. The Fornell–Larcker criterion and the HTMT &lt; 0.85 criterion are both satisfied for every pair. Source: authors’ own calculations.</w:t>
       </w:r>
     </w:p>
     <w:p>
@@ -12974,6 +12991,7 @@
           <w:p>
             <w:pPr>
               <w:pStyle w:val="MDPI42tablebody"/>
+              <w:keepNext/>
               <w:spacing w:line="240" w:lineRule="auto" w:before="30" w:after="30"/>
               <w:jc w:val="left"/>
             </w:pPr>
@@ -12994,6 +13012,7 @@
           <w:p>
             <w:pPr>
               <w:pStyle w:val="MDPI42tablebody"/>
+              <w:keepNext/>
               <w:spacing w:line="240" w:lineRule="auto" w:before="30" w:after="30"/>
               <w:jc w:val="center"/>
             </w:pPr>
@@ -13014,6 +13033,7 @@
           <w:p>
             <w:pPr>
               <w:pStyle w:val="MDPI42tablebody"/>
+              <w:keepNext/>
               <w:spacing w:line="240" w:lineRule="auto" w:before="30" w:after="30"/>
               <w:jc w:val="center"/>
             </w:pPr>
@@ -13026,6 +13046,7 @@
           <w:p>
             <w:pPr>
               <w:pStyle w:val="MDPI42tablebody"/>
+              <w:keepNext/>
               <w:spacing w:line="240" w:lineRule="auto" w:before="30" w:after="30"/>
               <w:jc w:val="center"/>
             </w:pPr>
@@ -13038,6 +13059,7 @@
           <w:p>
             <w:pPr>
               <w:pStyle w:val="MDPI42tablebody"/>
+              <w:keepNext/>
               <w:spacing w:line="240" w:lineRule="auto" w:before="30" w:after="30"/>
               <w:jc w:val="center"/>
             </w:pPr>
@@ -13050,6 +13072,7 @@
           <w:p>
             <w:pPr>
               <w:pStyle w:val="MDPI42tablebody"/>
+              <w:keepNext/>
               <w:spacing w:line="240" w:lineRule="auto" w:before="30" w:after="30"/>
               <w:jc w:val="center"/>
             </w:pPr>
@@ -14533,6 +14556,7 @@
           <w:p>
             <w:pPr>
               <w:pStyle w:val="MDPI42tablebody"/>
+              <w:keepNext/>
               <w:spacing w:line="240" w:lineRule="auto" w:before="30" w:after="30"/>
               <w:jc w:val="left"/>
             </w:pPr>
@@ -14553,6 +14577,7 @@
           <w:p>
             <w:pPr>
               <w:pStyle w:val="MDPI42tablebody"/>
+              <w:keepNext/>
               <w:spacing w:line="240" w:lineRule="auto" w:before="30" w:after="30"/>
               <w:jc w:val="center"/>
             </w:pPr>
@@ -14573,6 +14598,7 @@
           <w:p>
             <w:pPr>
               <w:pStyle w:val="MDPI42tablebody"/>
+              <w:keepNext/>
               <w:spacing w:line="240" w:lineRule="auto" w:before="30" w:after="30"/>
               <w:jc w:val="center"/>
             </w:pPr>
@@ -14593,6 +14619,7 @@
           <w:p>
             <w:pPr>
               <w:pStyle w:val="MDPI42tablebody"/>
+              <w:keepNext/>
               <w:spacing w:line="240" w:lineRule="auto" w:before="30" w:after="30"/>
               <w:jc w:val="center"/>
             </w:pPr>
@@ -14613,6 +14640,7 @@
           <w:p>
             <w:pPr>
               <w:pStyle w:val="MDPI42tablebody"/>
+              <w:keepNext/>
               <w:spacing w:line="240" w:lineRule="auto" w:before="30" w:after="30"/>
               <w:jc w:val="center"/>
             </w:pPr>
@@ -14633,6 +14661,7 @@
           <w:p>
             <w:pPr>
               <w:pStyle w:val="MDPI42tablebody"/>
+              <w:keepNext/>
               <w:spacing w:line="240" w:lineRule="auto" w:before="30" w:after="30"/>
               <w:jc w:val="center"/>
             </w:pPr>
@@ -14653,6 +14682,7 @@
           <w:p>
             <w:pPr>
               <w:pStyle w:val="MDPI42tablebody"/>
+              <w:keepNext/>
               <w:spacing w:line="240" w:lineRule="auto" w:before="30" w:after="30"/>
               <w:jc w:val="center"/>
             </w:pPr>
@@ -14673,6 +14703,7 @@
           <w:p>
             <w:pPr>
               <w:pStyle w:val="MDPI42tablebody"/>
+              <w:keepNext/>
               <w:spacing w:line="240" w:lineRule="auto" w:before="30" w:after="30"/>
               <w:jc w:val="center"/>
             </w:pPr>
@@ -14693,6 +14724,7 @@
           <w:p>
             <w:pPr>
               <w:pStyle w:val="MDPI42tablebody"/>
+              <w:keepNext/>
               <w:spacing w:line="240" w:lineRule="auto" w:before="30" w:after="30"/>
               <w:jc w:val="center"/>
             </w:pPr>
@@ -14713,6 +14745,7 @@
           <w:p>
             <w:pPr>
               <w:pStyle w:val="MDPI42tablebody"/>
+              <w:keepNext/>
               <w:spacing w:line="240" w:lineRule="auto" w:before="30" w:after="30"/>
               <w:jc w:val="center"/>
             </w:pPr>
@@ -15918,6 +15951,7 @@
           <w:p>
             <w:pPr>
               <w:pStyle w:val="MDPI42tablebody"/>
+              <w:keepNext/>
               <w:spacing w:line="240" w:lineRule="auto" w:before="30" w:after="30"/>
               <w:jc w:val="left"/>
             </w:pPr>
@@ -15938,6 +15972,7 @@
           <w:p>
             <w:pPr>
               <w:pStyle w:val="MDPI42tablebody"/>
+              <w:keepNext/>
               <w:spacing w:line="240" w:lineRule="auto" w:before="30" w:after="30"/>
               <w:jc w:val="center"/>
             </w:pPr>
@@ -15958,6 +15993,7 @@
           <w:p>
             <w:pPr>
               <w:pStyle w:val="MDPI42tablebody"/>
+              <w:keepNext/>
               <w:spacing w:line="240" w:lineRule="auto" w:before="30" w:after="30"/>
               <w:jc w:val="center"/>
             </w:pPr>
@@ -15978,6 +16014,7 @@
           <w:p>
             <w:pPr>
               <w:pStyle w:val="MDPI42tablebody"/>
+              <w:keepNext/>
               <w:spacing w:line="240" w:lineRule="auto" w:before="30" w:after="30"/>
               <w:jc w:val="center"/>
             </w:pPr>
@@ -15998,6 +16035,7 @@
           <w:p>
             <w:pPr>
               <w:pStyle w:val="MDPI42tablebody"/>
+              <w:keepNext/>
               <w:spacing w:line="240" w:lineRule="auto" w:before="30" w:after="30"/>
               <w:jc w:val="center"/>
             </w:pPr>
@@ -16018,6 +16056,7 @@
           <w:p>
             <w:pPr>
               <w:pStyle w:val="MDPI42tablebody"/>
+              <w:keepNext/>
               <w:spacing w:line="240" w:lineRule="auto" w:before="30" w:after="30"/>
               <w:jc w:val="center"/>
             </w:pPr>
@@ -17889,6 +17928,7 @@
           <w:p>
             <w:pPr>
               <w:pStyle w:val="MDPI42tablebody"/>
+              <w:keepNext/>
               <w:spacing w:line="240" w:lineRule="auto" w:before="30" w:after="30"/>
               <w:jc w:val="left"/>
             </w:pPr>
@@ -17909,6 +17949,7 @@
           <w:p>
             <w:pPr>
               <w:pStyle w:val="MDPI42tablebody"/>
+              <w:keepNext/>
               <w:spacing w:line="240" w:lineRule="auto" w:before="30" w:after="30"/>
               <w:jc w:val="center"/>
             </w:pPr>
@@ -17929,6 +17970,7 @@
           <w:p>
             <w:pPr>
               <w:pStyle w:val="MDPI42tablebody"/>
+              <w:keepNext/>
               <w:spacing w:line="240" w:lineRule="auto" w:before="30" w:after="30"/>
               <w:jc w:val="center"/>
             </w:pPr>
@@ -17949,6 +17991,7 @@
           <w:p>
             <w:pPr>
               <w:pStyle w:val="MDPI42tablebody"/>
+              <w:keepNext/>
               <w:spacing w:line="240" w:lineRule="auto" w:before="30" w:after="30"/>
               <w:jc w:val="center"/>
             </w:pPr>
@@ -17969,6 +18012,7 @@
           <w:p>
             <w:pPr>
               <w:pStyle w:val="MDPI42tablebody"/>
+              <w:keepNext/>
               <w:spacing w:line="240" w:lineRule="auto" w:before="30" w:after="30"/>
               <w:jc w:val="center"/>
             </w:pPr>
@@ -17989,6 +18033,7 @@
           <w:p>
             <w:pPr>
               <w:pStyle w:val="MDPI42tablebody"/>
+              <w:keepNext/>
               <w:spacing w:line="240" w:lineRule="auto" w:before="30" w:after="30"/>
               <w:jc w:val="center"/>
             </w:pPr>
@@ -18080,7 +18125,7 @@
           <w:b w:val="0"/>
           <w:i w:val="0"/>
         </w:rPr>
-        <w:t>, Table 8 reports the composite test. The slope at the first percentile of anxiety is 1.162 (t = 10.31); at the 99th percentile it is −0.846 (t = −7.46); the Sasabuchi p-value for the composite null of monotonicity is 0.0000. The turning point sits at 0.37 standard deviations above mean anxiety, with a 95 percent Fieller interval of [0.22, 0.55] that excludes both extremes of the observed range, and 38.5 percent of respondents sit to its right — two in five graduates are already in the region where additional anxiety predicts less adaptation, not more. Figure 1a draws the estimated response with its 95 percent confidence band, the turning point with its interval, and the observed anxiety distribution beneath the axes; the estimate is drawn only over the observed support. H2 is supported, and the peak of the curve sits close to one third of a standard deviation of predicted adaptation above the mean-anxiety level (peak height 0.03), while at two standard deviations of anxiety the prediction is −0.60 — a swing of 0.63 standard deviations of the outcome between the optimum and the far tail.</w:t>
+        <w:t>, Table 8 reports the composite test. The slope at the first percentile of anxiety is 1.162 (t = 10.31); at the 99th percentile it is −0.846 (t = −7.46); the Sasabuchi p-value for the composite null of monotonicity is below 0.0001. The turning point sits at 0.37 standard deviations above mean anxiety, with a 95 percent Fieller interval of [0.22, 0.55] that excludes both extremes of the observed range, and 38.5 percent of respondents sit to its right — two in five graduates are already in the region where additional anxiety predicts less adaptation, not more. Figure 1a draws the estimated response with its 95 percent confidence band, the turning point with its interval, and the observed anxiety distribution beneath the axes; the estimate is drawn only over the observed support. H2 is supported. The peak sits 0.37 standard deviations of anxiety above the mean, where predicted adaptation is 0.03 standard deviations of the outcome higher than at mean anxiety; at two standard deviations of anxiety the same prediction is 0.60 lower — a swing of 0.63 standard deviations of the outcome between the optimum and the far tail.</w:t>
       </w:r>
     </w:p>
     <w:p>
@@ -18509,7 +18554,7 @@
                 <w:i w:val="0"/>
                 <w:sz w:val="18"/>
               </w:rPr>
-              <w:t>0.069 (SE 0.087)</w:t>
+              <w:t>0.075 (SE 0.095)</w:t>
             </w:r>
           </w:p>
         </w:tc>
@@ -18525,6 +18570,7 @@
           <w:p>
             <w:pPr>
               <w:pStyle w:val="MDPI42tablebody"/>
+              <w:keepNext/>
               <w:spacing w:line="240" w:lineRule="auto" w:before="30" w:after="30"/>
               <w:jc w:val="left"/>
             </w:pPr>
@@ -18545,16 +18591,64 @@
           <w:p>
             <w:pPr>
               <w:pStyle w:val="MDPI42tablebody"/>
-              <w:spacing w:line="240" w:lineRule="auto" w:before="30" w:after="30"/>
-              <w:jc w:val="center"/>
-            </w:pPr>
-            <w:r>
-              <w:rPr>
-                <w:b w:val="0"/>
-                <w:i w:val="0"/>
-                <w:sz w:val="18"/>
-              </w:rPr>
-              <w:t>0.730 (SE 0.169)</w:t>
+              <w:keepNext/>
+              <w:spacing w:line="240" w:lineRule="auto" w:before="30" w:after="30"/>
+              <w:jc w:val="center"/>
+            </w:pPr>
+            <w:r>
+              <w:rPr>
+                <w:b w:val="0"/>
+                <w:i w:val="0"/>
+                <w:sz w:val="18"/>
+              </w:rPr>
+              <w:t>0.661 (SE 0.119)</w:t>
+            </w:r>
+          </w:p>
+        </w:tc>
+      </w:tr>
+      <w:tr>
+        <w:trPr>
+          <w:cantSplit/>
+        </w:trPr>
+        <w:tc>
+          <w:tcPr>
+            <w:tcW w:type="dxa" w:w="4871"/>
+          </w:tcPr>
+          <w:p>
+            <w:pPr>
+              <w:pStyle w:val="MDPI42tablebody"/>
+              <w:keepNext/>
+              <w:spacing w:line="240" w:lineRule="auto" w:before="30" w:after="30"/>
+              <w:jc w:val="left"/>
+            </w:pPr>
+            <w:r>
+              <w:rPr>
+                <w:b w:val="0"/>
+                <w:i w:val="0"/>
+                <w:sz w:val="18"/>
+              </w:rPr>
+              <w:t>Displacement of the turning point per SD of literacy</w:t>
+            </w:r>
+          </w:p>
+        </w:tc>
+        <w:tc>
+          <w:tcPr>
+            <w:tcW w:type="dxa" w:w="2986"/>
+          </w:tcPr>
+          <w:p>
+            <w:pPr>
+              <w:pStyle w:val="MDPI42tablebody"/>
+              <w:keepNext/>
+              <w:spacing w:line="240" w:lineRule="auto" w:before="30" w:after="30"/>
+              <w:jc w:val="center"/>
+            </w:pPr>
+            <w:r>
+              <w:rPr>
+                <w:b w:val="0"/>
+                <w:i w:val="0"/>
+                <w:sz w:val="18"/>
+              </w:rPr>
+              <w:t>0.293 (SE 0.067)</w:t>
             </w:r>
           </w:p>
         </w:tc>
@@ -18578,7 +18672,7 @@
           <w:i w:val="0"/>
           <w:sz w:val="16"/>
         </w:rPr>
-        <w:t>Slopes and tests follow Lind and Mehlum’s composite procedure on the full specification of Table 7, column (4); the turning point interval is a Fieller construction, and the literacy-conditional turning points come from the specification that adds the quadratic-by-literacy term. Source: authors’ own calculations.</w:t>
+        <w:t>Slopes and tests follow Lind and Mehlum’s composite procedure on the full specification of Table 7, column (4); the turning point interval is a Fieller construction, and the literacy-conditional turning points and their displacement are Equation (4) evaluated on the same specification, with delta-method standard errors. Source: authors’ own calculations.</w:t>
       </w:r>
     </w:p>
     <w:p>
@@ -20431,6 +20525,7 @@
           <w:p>
             <w:pPr>
               <w:pStyle w:val="MDPI42tablebody"/>
+              <w:keepNext/>
               <w:spacing w:line="240" w:lineRule="auto" w:before="30" w:after="30"/>
               <w:jc w:val="left"/>
             </w:pPr>
@@ -20451,6 +20546,7 @@
           <w:p>
             <w:pPr>
               <w:pStyle w:val="MDPI42tablebody"/>
+              <w:keepNext/>
               <w:spacing w:line="240" w:lineRule="auto" w:before="30" w:after="30"/>
               <w:jc w:val="center"/>
             </w:pPr>
@@ -20471,6 +20567,7 @@
           <w:p>
             <w:pPr>
               <w:pStyle w:val="MDPI42tablebody"/>
+              <w:keepNext/>
               <w:spacing w:line="240" w:lineRule="auto" w:before="30" w:after="30"/>
               <w:jc w:val="center"/>
             </w:pPr>
@@ -20491,6 +20588,7 @@
           <w:p>
             <w:pPr>
               <w:pStyle w:val="MDPI42tablebody"/>
+              <w:keepNext/>
               <w:spacing w:line="240" w:lineRule="auto" w:before="30" w:after="30"/>
               <w:jc w:val="center"/>
             </w:pPr>
@@ -20511,6 +20609,7 @@
           <w:p>
             <w:pPr>
               <w:pStyle w:val="MDPI42tablebody"/>
+              <w:keepNext/>
               <w:spacing w:line="240" w:lineRule="auto" w:before="30" w:after="30"/>
               <w:jc w:val="center"/>
             </w:pPr>
@@ -20531,6 +20630,7 @@
           <w:p>
             <w:pPr>
               <w:pStyle w:val="MDPI42tablebody"/>
+              <w:keepNext/>
               <w:spacing w:line="240" w:lineRule="auto" w:before="30" w:after="30"/>
               <w:jc w:val="center"/>
             </w:pPr>
@@ -20564,7 +20664,7 @@
           <w:i w:val="0"/>
           <w:sz w:val="16"/>
         </w:rPr>
-        <w:t>The dependent variable is career avoidance at the second wave, standardized. Column (2) adds the quadratic term, which is insignificant; columns (3)–(4) add literacy and its interaction; column (5) clusters standard errors on occupation groups. Values in parentheses are heteroskedasticity-consistent (HC3) standard errors. ***, ** and * denote significance at the 1%, 5% and 10% levels, respectively. Source: authors’ own calculations.</w:t>
+        <w:t>The dependent variable is career avoidance at the second wave, standardized. Column (2) adds the quadratic term, which is insignificant; columns (3)–(4) add literacy and its interaction. Values in parentheses are HC3 standard errors in columns (1)–(4) and occupation-clustered standard errors in column (5). ***, ** and * denote significance at the 1%, 5% and 10% levels, respectively. Source: authors’ own calculations.</w:t>
       </w:r>
     </w:p>
     <w:p>
@@ -21954,6 +22054,7 @@
           <w:p>
             <w:pPr>
               <w:pStyle w:val="MDPI42tablebody"/>
+              <w:keepNext/>
               <w:spacing w:line="240" w:lineRule="auto" w:before="30" w:after="30"/>
               <w:jc w:val="left"/>
             </w:pPr>
@@ -21974,6 +22075,7 @@
           <w:p>
             <w:pPr>
               <w:pStyle w:val="MDPI42tablebody"/>
+              <w:keepNext/>
               <w:spacing w:line="240" w:lineRule="auto" w:before="30" w:after="30"/>
               <w:jc w:val="center"/>
             </w:pPr>
@@ -21994,6 +22096,7 @@
           <w:p>
             <w:pPr>
               <w:pStyle w:val="MDPI42tablebody"/>
+              <w:keepNext/>
               <w:spacing w:line="240" w:lineRule="auto" w:before="30" w:after="30"/>
               <w:jc w:val="center"/>
             </w:pPr>
@@ -22047,7 +22150,7 @@
           <w:b w:val="0"/>
           <w:i w:val="0"/>
         </w:rPr>
-        <w:t xml:space="preserve">Figure 2 assembles the two boundary conditions. Panel a draws the adaptation response at literacy one standard deviation below and above the mean: the low-literacy curve peaks at 0.07 standard deviations of anxiety, the high-literacy curve at 0.73, a displacement of 0.33 standard deviations per standard deviation of literacy (SE 0.09, p = 0.000) </w:t>
+        <w:t xml:space="preserve">Figure 2 assembles the two boundary conditions. Panel a draws the adaptation response at literacy one standard deviation below and above the mean: the low-literacy curve peaks at 0.07 standard deviations of anxiety, the high-literacy curve at 0.66, a displacement of 0.29 standard deviations per standard deviation of literacy (SE 0.07, p &lt; 0.001) </w:t>
       </w:r>
       <w:r>
         <w:t>[</w:t>
@@ -23825,6 +23928,7 @@
           <w:p>
             <w:pPr>
               <w:pStyle w:val="MDPI42tablebody"/>
+              <w:keepNext/>
               <w:spacing w:line="240" w:lineRule="auto" w:before="30" w:after="30"/>
               <w:jc w:val="left"/>
             </w:pPr>
@@ -23845,6 +23949,7 @@
           <w:p>
             <w:pPr>
               <w:pStyle w:val="MDPI42tablebody"/>
+              <w:keepNext/>
               <w:spacing w:line="240" w:lineRule="auto" w:before="30" w:after="30"/>
               <w:jc w:val="center"/>
             </w:pPr>
@@ -23857,6 +23962,7 @@
           <w:p>
             <w:pPr>
               <w:pStyle w:val="MDPI42tablebody"/>
+              <w:keepNext/>
               <w:spacing w:line="240" w:lineRule="auto" w:before="30" w:after="30"/>
               <w:jc w:val="center"/>
             </w:pPr>
@@ -23877,6 +23983,7 @@
           <w:p>
             <w:pPr>
               <w:pStyle w:val="MDPI42tablebody"/>
+              <w:keepNext/>
               <w:spacing w:line="240" w:lineRule="auto" w:before="30" w:after="30"/>
               <w:jc w:val="center"/>
             </w:pPr>
@@ -23897,6 +24004,7 @@
           <w:p>
             <w:pPr>
               <w:pStyle w:val="MDPI42tablebody"/>
+              <w:keepNext/>
               <w:spacing w:line="240" w:lineRule="auto" w:before="30" w:after="30"/>
               <w:jc w:val="center"/>
             </w:pPr>
@@ -24074,10 +24182,10 @@
         <w:tblLook w:firstColumn="1" w:firstRow="1" w:lastColumn="0" w:lastRow="0" w:noHBand="0" w:noVBand="1" w:val="04A0"/>
       </w:tblPr>
       <w:tblGrid>
-        <w:gridCol w:w="3143"/>
+        <w:gridCol w:w="2671"/>
+        <w:gridCol w:w="1021"/>
         <w:gridCol w:w="942"/>
-        <w:gridCol w:w="942"/>
-        <w:gridCol w:w="942"/>
+        <w:gridCol w:w="1335"/>
         <w:gridCol w:w="942"/>
         <w:gridCol w:w="942"/>
       </w:tblGrid>
@@ -24088,7 +24196,7 @@
         </w:trPr>
         <w:tc>
           <w:tcPr>
-            <w:tcW w:type="dxa" w:w="3143"/>
+            <w:tcW w:type="dxa" w:w="2671"/>
             <w:tcBorders>
               <w:bottom w:val="single" w:sz="8" w:space="0" w:color="auto"/>
             </w:tcBorders>
@@ -24107,6 +24215,30 @@
                 <w:sz w:val="18"/>
               </w:rPr>
               <w:t>Specification</w:t>
+            </w:r>
+          </w:p>
+        </w:tc>
+        <w:tc>
+          <w:tcPr>
+            <w:tcW w:type="dxa" w:w="1021"/>
+            <w:tcBorders>
+              <w:bottom w:val="single" w:sz="8" w:space="0" w:color="auto"/>
+            </w:tcBorders>
+          </w:tcPr>
+          <w:p>
+            <w:pPr>
+              <w:pStyle w:val="MDPI42tablebody"/>
+              <w:keepNext/>
+              <w:spacing w:line="240" w:lineRule="auto" w:before="30" w:after="30"/>
+              <w:jc w:val="center"/>
+            </w:pPr>
+            <w:r>
+              <w:rPr>
+                <w:b/>
+                <w:i w:val="0"/>
+                <w:sz w:val="18"/>
+              </w:rPr>
+              <w:t>ANX</w:t>
             </w:r>
           </w:p>
         </w:tc>
@@ -24130,37 +24262,13 @@
                 <w:i w:val="0"/>
                 <w:sz w:val="18"/>
               </w:rPr>
-              <w:t>ANX</w:t>
-            </w:r>
-          </w:p>
-        </w:tc>
-        <w:tc>
-          <w:tcPr>
-            <w:tcW w:type="dxa" w:w="942"/>
-            <w:tcBorders>
-              <w:bottom w:val="single" w:sz="8" w:space="0" w:color="auto"/>
-            </w:tcBorders>
-          </w:tcPr>
-          <w:p>
-            <w:pPr>
-              <w:pStyle w:val="MDPI42tablebody"/>
-              <w:keepNext/>
-              <w:spacing w:line="240" w:lineRule="auto" w:before="30" w:after="30"/>
-              <w:jc w:val="center"/>
-            </w:pPr>
-            <w:r>
-              <w:rPr>
-                <w:b/>
-                <w:i w:val="0"/>
-                <w:sz w:val="18"/>
-              </w:rPr>
               <w:t>(SE)</w:t>
             </w:r>
           </w:p>
         </w:tc>
         <w:tc>
           <w:tcPr>
-            <w:tcW w:type="dxa" w:w="942"/>
+            <w:tcW w:type="dxa" w:w="1335"/>
             <w:tcBorders>
               <w:bottom w:val="single" w:sz="8" w:space="0" w:color="auto"/>
             </w:tcBorders>
@@ -24237,7 +24345,7 @@
         </w:trPr>
         <w:tc>
           <w:tcPr>
-            <w:tcW w:type="dxa" w:w="3143"/>
+            <w:tcW w:type="dxa" w:w="2671"/>
           </w:tcPr>
           <w:p>
             <w:pPr>
@@ -24258,6 +24366,27 @@
         </w:tc>
         <w:tc>
           <w:tcPr>
+            <w:tcW w:type="dxa" w:w="1021"/>
+          </w:tcPr>
+          <w:p>
+            <w:pPr>
+              <w:pStyle w:val="MDPI42tablebody"/>
+              <w:keepNext/>
+              <w:spacing w:line="240" w:lineRule="auto" w:before="30" w:after="30"/>
+              <w:jc w:val="center"/>
+            </w:pPr>
+            <w:r>
+              <w:rPr>
+                <w:b w:val="0"/>
+                <w:i w:val="0"/>
+                <w:sz w:val="18"/>
+              </w:rPr>
+              <w:t>0.090***</w:t>
+            </w:r>
+          </w:p>
+        </w:tc>
+        <w:tc>
+          <w:tcPr>
             <w:tcW w:type="dxa" w:w="942"/>
           </w:tcPr>
           <w:p>
@@ -24273,34 +24402,13 @@
                 <w:i w:val="0"/>
                 <w:sz w:val="18"/>
               </w:rPr>
-              <w:t>0.090***</w:t>
-            </w:r>
-          </w:p>
-        </w:tc>
-        <w:tc>
-          <w:tcPr>
-            <w:tcW w:type="dxa" w:w="942"/>
-          </w:tcPr>
-          <w:p>
-            <w:pPr>
-              <w:pStyle w:val="MDPI42tablebody"/>
-              <w:keepNext/>
-              <w:spacing w:line="240" w:lineRule="auto" w:before="30" w:after="30"/>
-              <w:jc w:val="center"/>
-            </w:pPr>
-            <w:r>
-              <w:rPr>
-                <w:b w:val="0"/>
-                <w:i w:val="0"/>
-                <w:sz w:val="18"/>
-              </w:rPr>
               <w:t>(0.029)</w:t>
             </w:r>
           </w:p>
         </w:tc>
         <w:tc>
           <w:tcPr>
-            <w:tcW w:type="dxa" w:w="942"/>
+            <w:tcW w:type="dxa" w:w="1335"/>
           </w:tcPr>
           <w:p>
             <w:pPr>
@@ -24368,7 +24476,7 @@
         </w:trPr>
         <w:tc>
           <w:tcPr>
-            <w:tcW w:type="dxa" w:w="3143"/>
+            <w:tcW w:type="dxa" w:w="2671"/>
           </w:tcPr>
           <w:p>
             <w:pPr>
@@ -24389,6 +24497,27 @@
         </w:tc>
         <w:tc>
           <w:tcPr>
+            <w:tcW w:type="dxa" w:w="1021"/>
+          </w:tcPr>
+          <w:p>
+            <w:pPr>
+              <w:pStyle w:val="MDPI42tablebody"/>
+              <w:keepNext/>
+              <w:spacing w:line="240" w:lineRule="auto" w:before="30" w:after="30"/>
+              <w:jc w:val="center"/>
+            </w:pPr>
+            <w:r>
+              <w:rPr>
+                <w:b w:val="0"/>
+                <w:i w:val="0"/>
+                <w:sz w:val="18"/>
+              </w:rPr>
+              <w:t>0.174***</w:t>
+            </w:r>
+          </w:p>
+        </w:tc>
+        <w:tc>
+          <w:tcPr>
             <w:tcW w:type="dxa" w:w="942"/>
           </w:tcPr>
           <w:p>
@@ -24404,34 +24533,13 @@
                 <w:i w:val="0"/>
                 <w:sz w:val="18"/>
               </w:rPr>
-              <w:t>0.174***</w:t>
-            </w:r>
-          </w:p>
-        </w:tc>
-        <w:tc>
-          <w:tcPr>
-            <w:tcW w:type="dxa" w:w="942"/>
-          </w:tcPr>
-          <w:p>
-            <w:pPr>
-              <w:pStyle w:val="MDPI42tablebody"/>
-              <w:keepNext/>
-              <w:spacing w:line="240" w:lineRule="auto" w:before="30" w:after="30"/>
-              <w:jc w:val="center"/>
-            </w:pPr>
-            <w:r>
-              <w:rPr>
-                <w:b w:val="0"/>
-                <w:i w:val="0"/>
-                <w:sz w:val="18"/>
-              </w:rPr>
               <w:t>(0.029)</w:t>
             </w:r>
           </w:p>
         </w:tc>
         <w:tc>
           <w:tcPr>
-            <w:tcW w:type="dxa" w:w="942"/>
+            <w:tcW w:type="dxa" w:w="1335"/>
           </w:tcPr>
           <w:p>
             <w:pPr>
@@ -24499,7 +24607,7 @@
         </w:trPr>
         <w:tc>
           <w:tcPr>
-            <w:tcW w:type="dxa" w:w="3143"/>
+            <w:tcW w:type="dxa" w:w="2671"/>
           </w:tcPr>
           <w:p>
             <w:pPr>
@@ -24520,6 +24628,27 @@
         </w:tc>
         <w:tc>
           <w:tcPr>
+            <w:tcW w:type="dxa" w:w="1021"/>
+          </w:tcPr>
+          <w:p>
+            <w:pPr>
+              <w:pStyle w:val="MDPI42tablebody"/>
+              <w:keepNext/>
+              <w:spacing w:line="240" w:lineRule="auto" w:before="30" w:after="30"/>
+              <w:jc w:val="center"/>
+            </w:pPr>
+            <w:r>
+              <w:rPr>
+                <w:b w:val="0"/>
+                <w:i w:val="0"/>
+                <w:sz w:val="18"/>
+              </w:rPr>
+              <w:t>0.170***</w:t>
+            </w:r>
+          </w:p>
+        </w:tc>
+        <w:tc>
+          <w:tcPr>
             <w:tcW w:type="dxa" w:w="942"/>
           </w:tcPr>
           <w:p>
@@ -24535,34 +24664,13 @@
                 <w:i w:val="0"/>
                 <w:sz w:val="18"/>
               </w:rPr>
-              <w:t>0.170***</w:t>
-            </w:r>
-          </w:p>
-        </w:tc>
-        <w:tc>
-          <w:tcPr>
-            <w:tcW w:type="dxa" w:w="942"/>
-          </w:tcPr>
-          <w:p>
-            <w:pPr>
-              <w:pStyle w:val="MDPI42tablebody"/>
-              <w:keepNext/>
-              <w:spacing w:line="240" w:lineRule="auto" w:before="30" w:after="30"/>
-              <w:jc w:val="center"/>
-            </w:pPr>
-            <w:r>
-              <w:rPr>
-                <w:b w:val="0"/>
-                <w:i w:val="0"/>
-                <w:sz w:val="18"/>
-              </w:rPr>
               <w:t>(0.035)</w:t>
             </w:r>
           </w:p>
         </w:tc>
         <w:tc>
           <w:tcPr>
-            <w:tcW w:type="dxa" w:w="942"/>
+            <w:tcW w:type="dxa" w:w="1335"/>
           </w:tcPr>
           <w:p>
             <w:pPr>
@@ -24630,7 +24738,7 @@
         </w:trPr>
         <w:tc>
           <w:tcPr>
-            <w:tcW w:type="dxa" w:w="3143"/>
+            <w:tcW w:type="dxa" w:w="2671"/>
           </w:tcPr>
           <w:p>
             <w:pPr>
@@ -24651,6 +24759,27 @@
         </w:tc>
         <w:tc>
           <w:tcPr>
+            <w:tcW w:type="dxa" w:w="1021"/>
+          </w:tcPr>
+          <w:p>
+            <w:pPr>
+              <w:pStyle w:val="MDPI42tablebody"/>
+              <w:keepNext/>
+              <w:spacing w:line="240" w:lineRule="auto" w:before="30" w:after="30"/>
+              <w:jc w:val="center"/>
+            </w:pPr>
+            <w:r>
+              <w:rPr>
+                <w:b w:val="0"/>
+                <w:i w:val="0"/>
+                <w:sz w:val="18"/>
+              </w:rPr>
+              <w:t>0.174***</w:t>
+            </w:r>
+          </w:p>
+        </w:tc>
+        <w:tc>
+          <w:tcPr>
             <w:tcW w:type="dxa" w:w="942"/>
           </w:tcPr>
           <w:p>
@@ -24666,34 +24795,13 @@
                 <w:i w:val="0"/>
                 <w:sz w:val="18"/>
               </w:rPr>
-              <w:t>0.174***</w:t>
-            </w:r>
-          </w:p>
-        </w:tc>
-        <w:tc>
-          <w:tcPr>
-            <w:tcW w:type="dxa" w:w="942"/>
-          </w:tcPr>
-          <w:p>
-            <w:pPr>
-              <w:pStyle w:val="MDPI42tablebody"/>
-              <w:keepNext/>
-              <w:spacing w:line="240" w:lineRule="auto" w:before="30" w:after="30"/>
-              <w:jc w:val="center"/>
-            </w:pPr>
-            <w:r>
-              <w:rPr>
-                <w:b w:val="0"/>
-                <w:i w:val="0"/>
-                <w:sz w:val="18"/>
-              </w:rPr>
               <w:t>(0.034)</w:t>
             </w:r>
           </w:p>
         </w:tc>
         <w:tc>
           <w:tcPr>
-            <w:tcW w:type="dxa" w:w="942"/>
+            <w:tcW w:type="dxa" w:w="1335"/>
           </w:tcPr>
           <w:p>
             <w:pPr>
@@ -24761,7 +24869,7 @@
         </w:trPr>
         <w:tc>
           <w:tcPr>
-            <w:tcW w:type="dxa" w:w="3143"/>
+            <w:tcW w:type="dxa" w:w="2671"/>
           </w:tcPr>
           <w:p>
             <w:pPr>
@@ -24782,6 +24890,27 @@
         </w:tc>
         <w:tc>
           <w:tcPr>
+            <w:tcW w:type="dxa" w:w="1021"/>
+          </w:tcPr>
+          <w:p>
+            <w:pPr>
+              <w:pStyle w:val="MDPI42tablebody"/>
+              <w:keepNext/>
+              <w:spacing w:line="240" w:lineRule="auto" w:before="30" w:after="30"/>
+              <w:jc w:val="center"/>
+            </w:pPr>
+            <w:r>
+              <w:rPr>
+                <w:b w:val="0"/>
+                <w:i w:val="0"/>
+                <w:sz w:val="18"/>
+              </w:rPr>
+              <w:t>0.178***</w:t>
+            </w:r>
+          </w:p>
+        </w:tc>
+        <w:tc>
+          <w:tcPr>
             <w:tcW w:type="dxa" w:w="942"/>
           </w:tcPr>
           <w:p>
@@ -24797,34 +24926,13 @@
                 <w:i w:val="0"/>
                 <w:sz w:val="18"/>
               </w:rPr>
-              <w:t>0.178***</w:t>
-            </w:r>
-          </w:p>
-        </w:tc>
-        <w:tc>
-          <w:tcPr>
-            <w:tcW w:type="dxa" w:w="942"/>
-          </w:tcPr>
-          <w:p>
-            <w:pPr>
-              <w:pStyle w:val="MDPI42tablebody"/>
-              <w:keepNext/>
-              <w:spacing w:line="240" w:lineRule="auto" w:before="30" w:after="30"/>
-              <w:jc w:val="center"/>
-            </w:pPr>
-            <w:r>
-              <w:rPr>
-                <w:b w:val="0"/>
-                <w:i w:val="0"/>
-                <w:sz w:val="18"/>
-              </w:rPr>
               <w:t>(0.034)</w:t>
             </w:r>
           </w:p>
         </w:tc>
         <w:tc>
           <w:tcPr>
-            <w:tcW w:type="dxa" w:w="942"/>
+            <w:tcW w:type="dxa" w:w="1335"/>
           </w:tcPr>
           <w:p>
             <w:pPr>
@@ -24892,11 +25000,12 @@
         </w:trPr>
         <w:tc>
           <w:tcPr>
-            <w:tcW w:type="dxa" w:w="3143"/>
-          </w:tcPr>
-          <w:p>
-            <w:pPr>
-              <w:pStyle w:val="MDPI42tablebody"/>
+            <w:tcW w:type="dxa" w:w="2671"/>
+          </w:tcPr>
+          <w:p>
+            <w:pPr>
+              <w:pStyle w:val="MDPI42tablebody"/>
+              <w:keepNext/>
               <w:spacing w:line="240" w:lineRule="auto" w:before="30" w:after="30"/>
               <w:jc w:val="left"/>
             </w:pPr>
@@ -24912,14 +25021,49 @@
         </w:tc>
         <w:tc>
           <w:tcPr>
+            <w:tcW w:type="dxa" w:w="1021"/>
+          </w:tcPr>
+          <w:p>
+            <w:pPr>
+              <w:pStyle w:val="MDPI42tablebody"/>
+              <w:keepNext/>
+              <w:spacing w:line="240" w:lineRule="auto" w:before="30" w:after="30"/>
+              <w:jc w:val="center"/>
+            </w:pPr>
+          </w:p>
+        </w:tc>
+        <w:tc>
+          <w:tcPr>
             <w:tcW w:type="dxa" w:w="942"/>
           </w:tcPr>
           <w:p>
             <w:pPr>
               <w:pStyle w:val="MDPI42tablebody"/>
-              <w:spacing w:line="240" w:lineRule="auto" w:before="30" w:after="30"/>
-              <w:jc w:val="center"/>
-            </w:pPr>
+              <w:keepNext/>
+              <w:spacing w:line="240" w:lineRule="auto" w:before="30" w:after="30"/>
+              <w:jc w:val="center"/>
+            </w:pPr>
+          </w:p>
+        </w:tc>
+        <w:tc>
+          <w:tcPr>
+            <w:tcW w:type="dxa" w:w="1335"/>
+          </w:tcPr>
+          <w:p>
+            <w:pPr>
+              <w:pStyle w:val="MDPI42tablebody"/>
+              <w:keepNext/>
+              <w:spacing w:line="240" w:lineRule="auto" w:before="30" w:after="30"/>
+              <w:jc w:val="center"/>
+            </w:pPr>
+            <w:r>
+              <w:rPr>
+                <w:b w:val="0"/>
+                <w:i w:val="0"/>
+                <w:sz w:val="18"/>
+              </w:rPr>
+              <w:t>0.001</w:t>
+            </w:r>
           </w:p>
         </w:tc>
         <w:tc>
@@ -24929,6 +25073,7 @@
           <w:p>
             <w:pPr>
               <w:pStyle w:val="MDPI42tablebody"/>
+              <w:keepNext/>
               <w:spacing w:line="240" w:lineRule="auto" w:before="30" w:after="30"/>
               <w:jc w:val="center"/>
             </w:pPr>
@@ -24941,38 +25086,7 @@
           <w:p>
             <w:pPr>
               <w:pStyle w:val="MDPI42tablebody"/>
-              <w:spacing w:line="240" w:lineRule="auto" w:before="30" w:after="30"/>
-              <w:jc w:val="center"/>
-            </w:pPr>
-            <w:r>
-              <w:rPr>
-                <w:b w:val="0"/>
-                <w:i w:val="0"/>
-                <w:sz w:val="18"/>
-              </w:rPr>
-              <w:t>0.001</w:t>
-            </w:r>
-          </w:p>
-        </w:tc>
-        <w:tc>
-          <w:tcPr>
-            <w:tcW w:type="dxa" w:w="942"/>
-          </w:tcPr>
-          <w:p>
-            <w:pPr>
-              <w:pStyle w:val="MDPI42tablebody"/>
-              <w:spacing w:line="240" w:lineRule="auto" w:before="30" w:after="30"/>
-              <w:jc w:val="center"/>
-            </w:pPr>
-          </w:p>
-        </w:tc>
-        <w:tc>
-          <w:tcPr>
-            <w:tcW w:type="dxa" w:w="942"/>
-          </w:tcPr>
-          <w:p>
-            <w:pPr>
-              <w:pStyle w:val="MDPI42tablebody"/>
+              <w:keepNext/>
               <w:spacing w:line="240" w:lineRule="auto" w:before="30" w:after="30"/>
               <w:jc w:val="center"/>
             </w:pPr>
@@ -26501,6 +26615,7 @@
           <w:p>
             <w:pPr>
               <w:pStyle w:val="MDPI42tablebody"/>
+              <w:keepNext/>
               <w:spacing w:line="240" w:lineRule="auto" w:before="30" w:after="30"/>
               <w:jc w:val="left"/>
             </w:pPr>
@@ -26521,6 +26636,7 @@
           <w:p>
             <w:pPr>
               <w:pStyle w:val="MDPI42tablebody"/>
+              <w:keepNext/>
               <w:spacing w:line="240" w:lineRule="auto" w:before="30" w:after="30"/>
               <w:jc w:val="center"/>
             </w:pPr>
@@ -26541,6 +26657,7 @@
           <w:p>
             <w:pPr>
               <w:pStyle w:val="MDPI42tablebody"/>
+              <w:keepNext/>
               <w:spacing w:line="240" w:lineRule="auto" w:before="30" w:after="30"/>
               <w:jc w:val="center"/>
             </w:pPr>
@@ -26561,6 +26678,7 @@
           <w:p>
             <w:pPr>
               <w:pStyle w:val="MDPI42tablebody"/>
+              <w:keepNext/>
               <w:spacing w:line="240" w:lineRule="auto" w:before="30" w:after="30"/>
               <w:jc w:val="center"/>
             </w:pPr>
@@ -26626,7 +26744,7 @@
           <w:b w:val="0"/>
           <w:i w:val="0"/>
         </w:rPr>
-        <w:t xml:space="preserve">: the conjunction of anxiety, literacy and support (Table 14), with consistency 0.892 and coverage 0.406. Figure 3b plots each respondent’s membership in this recipe against membership in high adaptation; the lower-right triangle, where recipe members fail to adapt, is nearly empty, which is what sufficiency looks like case by case. The near-misses are as informative as the solution: anxiety-with-literacy-but-without-support configurations reach raw consistencies near 0.91 yet fail the proportional-reduction screen, and the highest-consistency row for the negation of adaptation reaches only 0.893, so no configuration is reliably sufficient for failing to adapt. H7b is therefore not supported, and its failure is the finding: the system offers one road to adaptation, not many. Anxiety appears in the recipe — the signal is an ingredient of correction — but it never suffices without the actuator and the environment, which is the conjunction the control-loop reading predicted </w:t>
+        <w:t xml:space="preserve">: the conjunction of anxiety, literacy and support (Table 14), with consistency 0.892 and coverage 0.406. Figure 3b plots each respondent’s membership in this recipe against membership in high adaptation; the lower-right triangle, where recipe members fail to adapt, is nearly empty, which is what sufficiency looks like case by case. The near-misses are as informative as the solution: anxiety-with-literacy-but-without-support configurations reach raw consistencies near 0.91 yet fail the proportional-reduction screen, and the highest-consistency row for the negation of adaptation (raw consistency 0.893) fails the proportional-reduction screen (PRI 0.602 &lt; 0.70), so no configuration is reliably sufficient for failing to adapt. H7b is therefore not supported, and its failure is the finding: the system offers one road to adaptation, not many. Anxiety appears in the recipe — the signal is an ingredient of correction — but it never suffices without the actuator and the environment, which is the conjunction the control-loop reading predicted </w:t>
       </w:r>
       <w:r>
         <w:t>[</w:t>
@@ -26720,15 +26838,15 @@
         <w:tblLook w:firstColumn="1" w:firstRow="1" w:lastColumn="0" w:lastRow="0" w:noHBand="0" w:noVBand="1" w:val="04A0"/>
       </w:tblPr>
       <w:tblGrid>
-        <w:gridCol w:w="1257"/>
-        <w:gridCol w:w="660"/>
-        <w:gridCol w:w="660"/>
-        <w:gridCol w:w="660"/>
-        <w:gridCol w:w="660"/>
-        <w:gridCol w:w="660"/>
-        <w:gridCol w:w="1100"/>
-        <w:gridCol w:w="942"/>
-        <w:gridCol w:w="1257"/>
+        <w:gridCol w:w="864"/>
+        <w:gridCol w:w="675"/>
+        <w:gridCol w:w="675"/>
+        <w:gridCol w:w="675"/>
+        <w:gridCol w:w="675"/>
+        <w:gridCol w:w="675"/>
+        <w:gridCol w:w="1335"/>
+        <w:gridCol w:w="864"/>
+        <w:gridCol w:w="1414"/>
       </w:tblGrid>
       <w:tr>
         <w:trPr>
@@ -26737,7 +26855,7 @@
         </w:trPr>
         <w:tc>
           <w:tcPr>
-            <w:tcW w:type="dxa" w:w="1257"/>
+            <w:tcW w:type="dxa" w:w="864"/>
             <w:tcBorders>
               <w:bottom w:val="single" w:sz="8" w:space="0" w:color="auto"/>
             </w:tcBorders>
@@ -26753,7 +26871,7 @@
         </w:tc>
         <w:tc>
           <w:tcPr>
-            <w:tcW w:type="dxa" w:w="660"/>
+            <w:tcW w:type="dxa" w:w="675"/>
             <w:tcBorders>
               <w:bottom w:val="single" w:sz="8" w:space="0" w:color="auto"/>
             </w:tcBorders>
@@ -26777,7 +26895,7 @@
         </w:tc>
         <w:tc>
           <w:tcPr>
-            <w:tcW w:type="dxa" w:w="660"/>
+            <w:tcW w:type="dxa" w:w="675"/>
             <w:tcBorders>
               <w:bottom w:val="single" w:sz="8" w:space="0" w:color="auto"/>
             </w:tcBorders>
@@ -26801,7 +26919,7 @@
         </w:tc>
         <w:tc>
           <w:tcPr>
-            <w:tcW w:type="dxa" w:w="660"/>
+            <w:tcW w:type="dxa" w:w="675"/>
             <w:tcBorders>
               <w:bottom w:val="single" w:sz="8" w:space="0" w:color="auto"/>
             </w:tcBorders>
@@ -26825,7 +26943,7 @@
         </w:tc>
         <w:tc>
           <w:tcPr>
-            <w:tcW w:type="dxa" w:w="660"/>
+            <w:tcW w:type="dxa" w:w="675"/>
             <w:tcBorders>
               <w:bottom w:val="single" w:sz="8" w:space="0" w:color="auto"/>
             </w:tcBorders>
@@ -26849,7 +26967,7 @@
         </w:tc>
         <w:tc>
           <w:tcPr>
-            <w:tcW w:type="dxa" w:w="660"/>
+            <w:tcW w:type="dxa" w:w="675"/>
             <w:tcBorders>
               <w:bottom w:val="single" w:sz="8" w:space="0" w:color="auto"/>
             </w:tcBorders>
@@ -26873,7 +26991,7 @@
         </w:tc>
         <w:tc>
           <w:tcPr>
-            <w:tcW w:type="dxa" w:w="1100"/>
+            <w:tcW w:type="dxa" w:w="1335"/>
             <w:tcBorders>
               <w:bottom w:val="single" w:sz="8" w:space="0" w:color="auto"/>
             </w:tcBorders>
@@ -26897,7 +27015,7 @@
         </w:tc>
         <w:tc>
           <w:tcPr>
-            <w:tcW w:type="dxa" w:w="942"/>
+            <w:tcW w:type="dxa" w:w="864"/>
             <w:tcBorders>
               <w:bottom w:val="single" w:sz="8" w:space="0" w:color="auto"/>
             </w:tcBorders>
@@ -26921,7 +27039,7 @@
         </w:tc>
         <w:tc>
           <w:tcPr>
-            <w:tcW w:type="dxa" w:w="1257"/>
+            <w:tcW w:type="dxa" w:w="1414"/>
             <w:tcBorders>
               <w:bottom w:val="single" w:sz="8" w:space="0" w:color="auto"/>
             </w:tcBorders>
@@ -26950,7 +27068,7 @@
         </w:trPr>
         <w:tc>
           <w:tcPr>
-            <w:tcW w:type="dxa" w:w="1257"/>
+            <w:tcW w:type="dxa" w:w="864"/>
           </w:tcPr>
           <w:p>
             <w:pPr>
@@ -26971,20 +27089,20 @@
         </w:tc>
         <w:tc>
           <w:tcPr>
-            <w:tcW w:type="dxa" w:w="660"/>
-          </w:tcPr>
-          <w:p>
-            <w:pPr>
-              <w:pStyle w:val="MDPI42tablebody"/>
-              <w:keepNext/>
-              <w:spacing w:line="240" w:lineRule="auto" w:before="30" w:after="30"/>
-              <w:jc w:val="center"/>
-            </w:pPr>
-          </w:p>
-        </w:tc>
-        <w:tc>
-          <w:tcPr>
-            <w:tcW w:type="dxa" w:w="660"/>
+            <w:tcW w:type="dxa" w:w="675"/>
+          </w:tcPr>
+          <w:p>
+            <w:pPr>
+              <w:pStyle w:val="MDPI42tablebody"/>
+              <w:keepNext/>
+              <w:spacing w:line="240" w:lineRule="auto" w:before="30" w:after="30"/>
+              <w:jc w:val="center"/>
+            </w:pPr>
+          </w:p>
+        </w:tc>
+        <w:tc>
+          <w:tcPr>
+            <w:tcW w:type="dxa" w:w="675"/>
           </w:tcPr>
           <w:p>
             <w:pPr>
@@ -27005,7 +27123,7 @@
         </w:tc>
         <w:tc>
           <w:tcPr>
-            <w:tcW w:type="dxa" w:w="660"/>
+            <w:tcW w:type="dxa" w:w="675"/>
           </w:tcPr>
           <w:p>
             <w:pPr>
@@ -27026,7 +27144,7 @@
         </w:tc>
         <w:tc>
           <w:tcPr>
-            <w:tcW w:type="dxa" w:w="660"/>
+            <w:tcW w:type="dxa" w:w="675"/>
           </w:tcPr>
           <w:p>
             <w:pPr>
@@ -27047,20 +27165,20 @@
         </w:tc>
         <w:tc>
           <w:tcPr>
-            <w:tcW w:type="dxa" w:w="660"/>
-          </w:tcPr>
-          <w:p>
-            <w:pPr>
-              <w:pStyle w:val="MDPI42tablebody"/>
-              <w:keepNext/>
-              <w:spacing w:line="240" w:lineRule="auto" w:before="30" w:after="30"/>
-              <w:jc w:val="center"/>
-            </w:pPr>
-          </w:p>
-        </w:tc>
-        <w:tc>
-          <w:tcPr>
-            <w:tcW w:type="dxa" w:w="1100"/>
+            <w:tcW w:type="dxa" w:w="675"/>
+          </w:tcPr>
+          <w:p>
+            <w:pPr>
+              <w:pStyle w:val="MDPI42tablebody"/>
+              <w:keepNext/>
+              <w:spacing w:line="240" w:lineRule="auto" w:before="30" w:after="30"/>
+              <w:jc w:val="center"/>
+            </w:pPr>
+          </w:p>
+        </w:tc>
+        <w:tc>
+          <w:tcPr>
+            <w:tcW w:type="dxa" w:w="1335"/>
           </w:tcPr>
           <w:p>
             <w:pPr>
@@ -27081,7 +27199,7 @@
         </w:tc>
         <w:tc>
           <w:tcPr>
-            <w:tcW w:type="dxa" w:w="942"/>
+            <w:tcW w:type="dxa" w:w="864"/>
           </w:tcPr>
           <w:p>
             <w:pPr>
@@ -27102,7 +27220,7 @@
         </w:tc>
         <w:tc>
           <w:tcPr>
-            <w:tcW w:type="dxa" w:w="1257"/>
+            <w:tcW w:type="dxa" w:w="1414"/>
           </w:tcPr>
           <w:p>
             <w:pPr>
@@ -27128,11 +27246,12 @@
         </w:trPr>
         <w:tc>
           <w:tcPr>
-            <w:tcW w:type="dxa" w:w="1257"/>
-          </w:tcPr>
-          <w:p>
-            <w:pPr>
-              <w:pStyle w:val="MDPI42tablebody"/>
+            <w:tcW w:type="dxa" w:w="864"/>
+          </w:tcPr>
+          <w:p>
+            <w:pPr>
+              <w:pStyle w:val="MDPI42tablebody"/>
+              <w:keepNext/>
               <w:spacing w:line="240" w:lineRule="auto" w:before="30" w:after="30"/>
               <w:jc w:val="left"/>
             </w:pPr>
@@ -27148,71 +27267,77 @@
         </w:tc>
         <w:tc>
           <w:tcPr>
-            <w:tcW w:type="dxa" w:w="660"/>
-          </w:tcPr>
-          <w:p>
-            <w:pPr>
-              <w:pStyle w:val="MDPI42tablebody"/>
-              <w:spacing w:line="240" w:lineRule="auto" w:before="30" w:after="30"/>
-              <w:jc w:val="center"/>
-            </w:pPr>
-          </w:p>
-        </w:tc>
-        <w:tc>
-          <w:tcPr>
-            <w:tcW w:type="dxa" w:w="660"/>
-          </w:tcPr>
-          <w:p>
-            <w:pPr>
-              <w:pStyle w:val="MDPI42tablebody"/>
-              <w:spacing w:line="240" w:lineRule="auto" w:before="30" w:after="30"/>
-              <w:jc w:val="center"/>
-            </w:pPr>
-          </w:p>
-        </w:tc>
-        <w:tc>
-          <w:tcPr>
-            <w:tcW w:type="dxa" w:w="660"/>
-          </w:tcPr>
-          <w:p>
-            <w:pPr>
-              <w:pStyle w:val="MDPI42tablebody"/>
-              <w:spacing w:line="240" w:lineRule="auto" w:before="30" w:after="30"/>
-              <w:jc w:val="center"/>
-            </w:pPr>
-          </w:p>
-        </w:tc>
-        <w:tc>
-          <w:tcPr>
-            <w:tcW w:type="dxa" w:w="660"/>
-          </w:tcPr>
-          <w:p>
-            <w:pPr>
-              <w:pStyle w:val="MDPI42tablebody"/>
-              <w:spacing w:line="240" w:lineRule="auto" w:before="30" w:after="30"/>
-              <w:jc w:val="center"/>
-            </w:pPr>
-          </w:p>
-        </w:tc>
-        <w:tc>
-          <w:tcPr>
-            <w:tcW w:type="dxa" w:w="660"/>
-          </w:tcPr>
-          <w:p>
-            <w:pPr>
-              <w:pStyle w:val="MDPI42tablebody"/>
-              <w:spacing w:line="240" w:lineRule="auto" w:before="30" w:after="30"/>
-              <w:jc w:val="center"/>
-            </w:pPr>
-          </w:p>
-        </w:tc>
-        <w:tc>
-          <w:tcPr>
-            <w:tcW w:type="dxa" w:w="1100"/>
-          </w:tcPr>
-          <w:p>
-            <w:pPr>
-              <w:pStyle w:val="MDPI42tablebody"/>
+            <w:tcW w:type="dxa" w:w="675"/>
+          </w:tcPr>
+          <w:p>
+            <w:pPr>
+              <w:pStyle w:val="MDPI42tablebody"/>
+              <w:keepNext/>
+              <w:spacing w:line="240" w:lineRule="auto" w:before="30" w:after="30"/>
+              <w:jc w:val="center"/>
+            </w:pPr>
+          </w:p>
+        </w:tc>
+        <w:tc>
+          <w:tcPr>
+            <w:tcW w:type="dxa" w:w="675"/>
+          </w:tcPr>
+          <w:p>
+            <w:pPr>
+              <w:pStyle w:val="MDPI42tablebody"/>
+              <w:keepNext/>
+              <w:spacing w:line="240" w:lineRule="auto" w:before="30" w:after="30"/>
+              <w:jc w:val="center"/>
+            </w:pPr>
+          </w:p>
+        </w:tc>
+        <w:tc>
+          <w:tcPr>
+            <w:tcW w:type="dxa" w:w="675"/>
+          </w:tcPr>
+          <w:p>
+            <w:pPr>
+              <w:pStyle w:val="MDPI42tablebody"/>
+              <w:keepNext/>
+              <w:spacing w:line="240" w:lineRule="auto" w:before="30" w:after="30"/>
+              <w:jc w:val="center"/>
+            </w:pPr>
+          </w:p>
+        </w:tc>
+        <w:tc>
+          <w:tcPr>
+            <w:tcW w:type="dxa" w:w="675"/>
+          </w:tcPr>
+          <w:p>
+            <w:pPr>
+              <w:pStyle w:val="MDPI42tablebody"/>
+              <w:keepNext/>
+              <w:spacing w:line="240" w:lineRule="auto" w:before="30" w:after="30"/>
+              <w:jc w:val="center"/>
+            </w:pPr>
+          </w:p>
+        </w:tc>
+        <w:tc>
+          <w:tcPr>
+            <w:tcW w:type="dxa" w:w="675"/>
+          </w:tcPr>
+          <w:p>
+            <w:pPr>
+              <w:pStyle w:val="MDPI42tablebody"/>
+              <w:keepNext/>
+              <w:spacing w:line="240" w:lineRule="auto" w:before="30" w:after="30"/>
+              <w:jc w:val="center"/>
+            </w:pPr>
+          </w:p>
+        </w:tc>
+        <w:tc>
+          <w:tcPr>
+            <w:tcW w:type="dxa" w:w="1335"/>
+          </w:tcPr>
+          <w:p>
+            <w:pPr>
+              <w:pStyle w:val="MDPI42tablebody"/>
+              <w:keepNext/>
               <w:spacing w:line="240" w:lineRule="auto" w:before="30" w:after="30"/>
               <w:jc w:val="center"/>
             </w:pPr>
@@ -27228,11 +27353,12 @@
         </w:tc>
         <w:tc>
           <w:tcPr>
-            <w:tcW w:type="dxa" w:w="942"/>
-          </w:tcPr>
-          <w:p>
-            <w:pPr>
-              <w:pStyle w:val="MDPI42tablebody"/>
+            <w:tcW w:type="dxa" w:w="864"/>
+          </w:tcPr>
+          <w:p>
+            <w:pPr>
+              <w:pStyle w:val="MDPI42tablebody"/>
+              <w:keepNext/>
               <w:spacing w:line="240" w:lineRule="auto" w:before="30" w:after="30"/>
               <w:jc w:val="center"/>
             </w:pPr>
@@ -27248,11 +27374,12 @@
         </w:tc>
         <w:tc>
           <w:tcPr>
-            <w:tcW w:type="dxa" w:w="1257"/>
-          </w:tcPr>
-          <w:p>
-            <w:pPr>
-              <w:pStyle w:val="MDPI42tablebody"/>
+            <w:tcW w:type="dxa" w:w="1414"/>
+          </w:tcPr>
+          <w:p>
+            <w:pPr>
+              <w:pStyle w:val="MDPI42tablebody"/>
+              <w:keepNext/>
               <w:spacing w:line="240" w:lineRule="auto" w:before="30" w:after="30"/>
               <w:jc w:val="center"/>
             </w:pPr>
@@ -36951,6 +37078,7 @@
       <w:footerReference w:type="default" r:id="rId13"/>
       <w:headerReference w:type="first" r:id="rId14"/>
       <w:footerReference w:type="first" r:id="rId15"/>
+      <w:footerReference w:type="even" r:id="rId20"/>
       <w:type w:val="continuous"/>
       <w:pgSz w:w="11906" w:h="16838" w:code="9"/>
       <w:pgMar w:top="1417" w:right="720" w:bottom="907" w:left="720" w:header="720" w:footer="612" w:gutter="0"/>
@@ -36995,6 +37123,7 @@
     <w:pPr>
       <w:pStyle w:val="Footer"/>
       <w:spacing w:line="240" w:lineRule="auto"/>
+      <w:suppressLineNumbers/>
     </w:pPr>
   </w:p>
 </w:ftr>
@@ -37019,6 +37148,7 @@
         <w:sz w:val="16"/>
         <w:szCs w:val="16"/>
       </w:rPr>
+      <w:suppressLineNumbers/>
     </w:pPr>
   </w:p>
   <w:p>
@@ -37033,6 +37163,7 @@
         <w:sz w:val="16"/>
         <w:szCs w:val="16"/>
       </w:rPr>
+      <w:suppressLineNumbers/>
     </w:pPr>
     <w:r>
       <w:rPr>
@@ -37107,6 +37238,17 @@
 </w:ftr>
 </file>
 
+<file path=word/footer3.xml><?xml version="1.0" encoding="utf-8"?>
+<w:ftr xmlns:m="http://schemas.openxmlformats.org/officeDocument/2006/math" xmlns:mc="http://schemas.openxmlformats.org/markup-compatibility/2006" xmlns:mo="http://schemas.microsoft.com/office/mac/office/2008/main" xmlns:mv="urn:schemas-microsoft-com:mac:vml" xmlns:o="urn:schemas-microsoft-com:office:office" xmlns:r="http://schemas.openxmlformats.org/officeDocument/2006/relationships" xmlns:v="urn:schemas-microsoft-com:vml" xmlns:w10="urn:schemas-microsoft-com:office:word" xmlns:w14="http://schemas.microsoft.com/office/word/2010/wordml" xmlns:w="http://schemas.openxmlformats.org/wordprocessingml/2006/main" xmlns:wne="http://schemas.microsoft.com/office/word/2006/wordml" xmlns:wp14="http://schemas.microsoft.com/office/word/2010/wordprocessingDrawing" xmlns:wp="http://schemas.openxmlformats.org/drawingml/2006/wordprocessingDrawing" xmlns:wpc="http://schemas.microsoft.com/office/word/2010/wordprocessingCanvas" xmlns:wpg="http://schemas.microsoft.com/office/word/2010/wordprocessingGroup" xmlns:wpi="http://schemas.microsoft.com/office/word/2010/wordprocessingInk" xmlns:wps="http://schemas.microsoft.com/office/word/2010/wordprocessingShape" mc:Ignorable="w14 wp14">
+  <w:p>
+    <w:pPr>
+      <w:pStyle w:val="Footer"/>
+      <w:suppressLineNumbers/>
+    </w:pPr>
+  </w:p>
+</w:ftr>
+</file>
+
 <file path=word/footnotes.xml><?xml version="1.0" encoding="utf-8"?>
 <w:footnotes xmlns:wpc="http://schemas.microsoft.com/office/word/2010/wordprocessingCanvas" xmlns:cx="http://schemas.microsoft.com/office/drawing/2014/chartex" xmlns:cx1="http://schemas.microsoft.com/office/drawing/2015/9/8/chartex" xmlns:cx2="http://schemas.microsoft.com/office/drawing/2015/10/21/chartex" xmlns:cx3="http://schemas.microsoft.com/office/drawing/2016/5/9/chartex" xmlns:cx4="http://schemas.microsoft.com/office/drawing/2016/5/10/chartex" xmlns:cx5="http://schemas.microsoft.com/office/drawing/2016/5/11/chartex" xmlns:cx6="http://schemas.microsoft.com/office/drawing/2016/5/12/chartex" xmlns:cx7="http://schemas.microsoft.com/office/drawing/2016/5/13/chartex" xmlns:cx8="http://schemas.microsoft.com/office/drawing/2016/5/14/chartex" xmlns:mc="http://schemas.openxmlformats.org/markup-compatibility/2006" xmlns:aink="http://schemas.microsoft.com/office/drawing/2016/ink" xmlns:am3d="http://schemas.microsoft.com/office/drawing/2017/model3d" xmlns:o="urn:schemas-microsoft-com:office:office" xmlns:oel="http://schemas.microsoft.com/office/2019/extlst" xmlns:r="http://schemas.openxmlformats.org/officeDocument/2006/relationships" xmlns:m="http://schemas.openxmlformats.org/officeDocument/2006/math" xmlns:v="urn:schemas-microsoft-com:vml" xmlns:wp14="http://schemas.microsoft.com/office/word/2010/wordprocessingDrawing" xmlns:wp="http://schemas.openxmlformats.org/drawingml/2006/wordprocessingDrawing" xmlns:w10="urn:schemas-microsoft-com:office:word" xmlns:w="http://schemas.openxmlformats.org/wordprocessingml/2006/main" xmlns:w14="http://schemas.microsoft.com/office/word/2010/wordml" xmlns:w15="http://schemas.microsoft.com/office/word/2012/wordml" xmlns:w16cex="http://schemas.microsoft.com/office/word/2018/wordml/cex" xmlns:w16cid="http://schemas.microsoft.com/office/word/2016/wordml/cid" xmlns:w16="http://schemas.microsoft.com/office/word/2018/wordml" xmlns:w16du="http://schemas.microsoft.com/office/word/2023/wordml/word16du" xmlns:w16sdtdh="http://schemas.microsoft.com/office/word/2020/wordml/sdtdatahash" xmlns:w16sdtfl="http://schemas.microsoft.com/office/word/2024/wordml/sdtformatlock" xmlns:w16se="http://schemas.microsoft.com/office/word/2015/wordml/symex" xmlns:wpg="http://schemas.microsoft.com/office/word/2010/wordprocessingGroup" xmlns:wpi="http://schemas.microsoft.com/office/word/2010/wordprocessingInk" xmlns:wne="http://schemas.microsoft.com/office/word/2006/wordml" xmlns:wps="http://schemas.microsoft.com/office/word/2010/wordprocessingShape" mc:Ignorable="w14 w15 w16se w16cid w16 w16cex w16sdtdh w16sdtfl w16du wp14">
   <w:footnote w:type="separator" w:id="-1">
@@ -37140,6 +37282,7 @@
       <w:pBdr>
         <w:bottom w:val="none" w:sz="0" w:space="0" w:color="auto"/>
       </w:pBdr>
+      <w:suppressLineNumbers/>
     </w:pPr>
   </w:p>
 </w:hdr>
@@ -37158,6 +37301,7 @@
       <w:rPr>
         <w:sz w:val="16"/>
       </w:rPr>
+      <w:suppressLineNumbers/>
     </w:pPr>
     <w:r>
       <w:rPr>
@@ -37286,6 +37430,7 @@
       <w:rPr>
         <w:sz w:val="16"/>
       </w:rPr>
+      <w:suppressLineNumbers/>
     </w:pPr>
   </w:p>
 </w:hdr>
@@ -37329,6 +37474,7 @@
               <w:b/>
               <w:bCs/>
             </w:rPr>
+            <w:suppressLineNumbers/>
           </w:pPr>
           <w:r>
             <w:rPr>
@@ -37392,6 +37538,7 @@
               <w:b/>
               <w:bCs/>
             </w:rPr>
+            <w:suppressLineNumbers/>
           </w:pPr>
         </w:p>
       </w:tc>
@@ -37413,6 +37560,7 @@
               <w:b/>
               <w:bCs/>
             </w:rPr>
+            <w:suppressLineNumbers/>
           </w:pPr>
           <w:r>
             <w:rPr>
@@ -37468,6 +37616,7 @@
       <w:snapToGrid w:val="0"/>
       <w:spacing w:before="120" w:line="100" w:lineRule="exact"/>
       <w:jc w:val="left"/>
+      <w:suppressLineNumbers/>
     </w:pPr>
   </w:p>
 </w:hdr>

--- a/genai-grad-adaptation/Early_Career_Choices_GenAI_Systems_manuscript.docx
+++ b/genai-grad-adaptation/Early_Career_Choices_GenAI_Systems_manuscript.docx
@@ -150,7 +150,7 @@
           <w:b w:val="0"/>
           <w:i w:val="0"/>
         </w:rPr>
-        <w:t>Generative artificial intelligence is most capable at exactly the tasks from which early careers have traditionally been built, and the graduates now entering the labor market are the first cohort to choose careers under that condition. This study models the fresh graduate as an adaptive agent inside a socio-technical labor system: the perception that one’s human capital is depreciating is the input signal, AI-related career anxiety is the error signal of a cybernetic control loop, and occupational adaptation and career avoidance are the two behavioral outputs through which the loop closes. Hypotheses are tested with a two-wave survey of 1,247 Chinese graduates within three years of graduation (914 matched across waves), analyzed by confirmatory factor analysis, bootstrapped conditional-process models and fuzzy-set qualitative comparative analysis. Perceived depreciation raises anxiety strongly (β = 0.487). Anxiety converts into adaptation along an inverted U: the response peaks 0.37 standard deviations above the mean, and 38.5 percent of graduates are already beyond the point at which additional anxiety buys additional adaptation, while avoidance rises monotonically (β = 0.417). Generative-AI literacy shifts the turning point from 0.07 to 0.66 standard deviations and employability support cuts the depreciation-to-anxiety pass-through from 0.64 to 0.33. The configurational analysis finds exactly one sufficient recipe for high adaptation, the conjunction of anxiety, literacy and support (consistency 0.892); anxiety without its complements never suffices. Anxiety is thus a productive control signal only when the system supplies the capability and the support to act on it, which relocates the policy lever from calming graduates down to completing the loop around them.</w:t>
+        <w:t>As generative artificial intelligence (GenAI) becomes most capable at precisely the entry-level tasks from which early careers have traditionally been built, fresh graduates must make their first occupational choices under conditions no previous cohort has faced. Drawing on socio-technical systems theory and a cybernetic control perspective, this study investigates how graduates’ perceived human capital depreciation translates into AI-related career anxiety and, in turn, into occupational adaptation or career avoidance, and which combinations of conditions govern this process. Using a two-wave survey of 1,247 Chinese fresh graduates within three years of graduation (914 matched across waves, with behavioral outcomes measured six months after their antecedents), we employ confirmatory factor analysis, bootstrapped conditional-process models, and fuzzy-set qualitative comparative analysis (fsQCA). The study finds that (1) perceived human capital depreciation significantly raises AI-related career anxiety (β = 0.487), and perceived employability support buffers this first stage, reducing the pass-through from 0.64 to 0.33; (2) career anxiety exhibits an inverted U-shaped relationship with occupational adaptation, with a turning point 0.37 standard deviations above the mean anxiety level, beyond which 38.5 percent of graduates already fall, whereas career avoidance rises monotonically; (3) GenAI literacy displaces the turning point outward from 0.07 to 0.66 standard deviations, extending the range over which anxiety remains productive; and (4) the fsQCA identifies a single sufficient configuration for high adaptation, the conjunction of anxiety, literacy, and support (consistency 0.892), with no necessary condition and no consistent configuration for its negation, so anxiety alone never suffices. This study deepens the systems understanding of GenAI-era workforce development by modeling career anxiety as the error signal of an adaptive feedback loop, and offers practical guidance for universities, employers, and policymakers seeking to convert a record cohort’s anxiety into adaptation rather than avoidance.</w:t>
       </w:r>
     </w:p>
     <w:p>

--- a/genai-grad-adaptation/Early_Career_Choices_GenAI_Systems_manuscript.docx
+++ b/genai-grad-adaptation/Early_Career_Choices_GenAI_Systems_manuscript.docx
@@ -164,7 +164,7 @@
         <w:t xml:space="preserve">Keywords: </w:t>
       </w:r>
       <w:r>
-        <w:t>generative artificial intelligence; fresh graduates; career anxiety; human capital depreciation; occupational adaptation; socio-technical systems; complex adaptive systems; moderated mediation; fuzzy-set qualitative comparative analysis; workforce development</w:t>
+        <w:t>generative artificial intelligence; career anxiety; human capital depreciation; occupational adaptation; socio-technical systems</w:t>
       </w:r>
     </w:p>
     <w:p>
